--- a/06-学生侧材料/讲义/2026-06-23-容量分析基础与酸碱滴定.docx
+++ b/06-学生侧材料/讲义/2026-06-23-容量分析基础与酸碱滴定.docx
@@ -2,7 +2,7 @@
 <file path=word/document.xml><?xml version="1.0" encoding="utf-8"?>
 <w:document xmlns:w="http://schemas.openxmlformats.org/wordprocessingml/2006/main" xmlns:m="http://schemas.openxmlformats.org/officeDocument/2006/math" xmlns:r="http://schemas.openxmlformats.org/officeDocument/2006/relationships" xmlns:o="urn:schemas-microsoft-com:office:office" xmlns:v="urn:schemas-microsoft-com:vml" xmlns:w10="urn:schemas-microsoft-com:office:word" xmlns:a="http://schemas.openxmlformats.org/drawingml/2006/main" xmlns:pic="http://schemas.openxmlformats.org/drawingml/2006/picture" xmlns:wp="http://schemas.openxmlformats.org/drawingml/2006/wordprocessingDrawing">
   <w:body>
-    <w:bookmarkStart w:id="63" w:name="容量分析基础与酸碱滴定提高班"/>
+    <w:bookmarkStart w:id="66" w:name="容量分析基础与酸碱滴定提高班"/>
     <w:p>
       <w:pPr>
         <w:pStyle w:val="Heading1"/>
@@ -227,7 +227,7 @@
           <w:p>
             <w:pPr>
               <w:pStyle w:val="Compact"/>
-              <w:jc w:val="left"/>
+              <w:jc w:val="center"/>
             </w:pPr>
             <w:r>
               <w:rPr>
@@ -243,7 +243,7 @@
           <w:p>
             <w:pPr>
               <w:pStyle w:val="Compact"/>
-              <w:jc w:val="left"/>
+              <w:jc w:val="center"/>
             </w:pPr>
             <w:r>
               <w:rPr>
@@ -277,7 +277,7 @@
           <w:p>
             <w:pPr>
               <w:pStyle w:val="Compact"/>
-              <w:jc w:val="left"/>
+              <w:jc w:val="center"/>
             </w:pPr>
             <w:r>
               <w:rPr>
@@ -292,7 +292,7 @@
           <w:p>
             <w:pPr>
               <w:pStyle w:val="Compact"/>
-              <w:jc w:val="left"/>
+              <w:jc w:val="center"/>
             </w:pPr>
             <w:r>
               <w:rPr>
@@ -324,7 +324,7 @@
           <w:p>
             <w:pPr>
               <w:pStyle w:val="Compact"/>
-              <w:jc w:val="left"/>
+              <w:jc w:val="center"/>
             </w:pPr>
             <w:r>
               <w:rPr>
@@ -351,7 +351,7 @@
           <w:p>
             <w:pPr>
               <w:pStyle w:val="Compact"/>
-              <w:jc w:val="left"/>
+              <w:jc w:val="center"/>
             </w:pPr>
             <w:r>
               <w:rPr>
@@ -383,7 +383,7 @@
           <w:p>
             <w:pPr>
               <w:pStyle w:val="Compact"/>
-              <w:jc w:val="left"/>
+              <w:jc w:val="center"/>
             </w:pPr>
             <w:r>
               <w:rPr>
@@ -410,7 +410,7 @@
           <w:p>
             <w:pPr>
               <w:pStyle w:val="Compact"/>
-              <w:jc w:val="left"/>
+              <w:jc w:val="center"/>
             </w:pPr>
             <w:r>
               <w:rPr>
@@ -442,7 +442,7 @@
           <w:p>
             <w:pPr>
               <w:pStyle w:val="Compact"/>
-              <w:jc w:val="left"/>
+              <w:jc w:val="center"/>
             </w:pPr>
             <w:r>
               <w:rPr>
@@ -457,7 +457,7 @@
           <w:p>
             <w:pPr>
               <w:pStyle w:val="Compact"/>
-              <w:jc w:val="left"/>
+              <w:jc w:val="center"/>
             </w:pPr>
             <w:r>
               <w:rPr>
@@ -489,7 +489,7 @@
           <w:p>
             <w:pPr>
               <w:pStyle w:val="Compact"/>
-              <w:jc w:val="left"/>
+              <w:jc w:val="center"/>
             </w:pPr>
             <w:r>
               <w:rPr>
@@ -504,7 +504,7 @@
           <w:p>
             <w:pPr>
               <w:pStyle w:val="Compact"/>
-              <w:jc w:val="left"/>
+              <w:jc w:val="center"/>
             </w:pPr>
             <w:r>
               <w:rPr>
@@ -716,7 +716,7 @@
           <w:p>
             <w:pPr>
               <w:pStyle w:val="Compact"/>
-              <w:jc w:val="left"/>
+              <w:jc w:val="center"/>
             </w:pPr>
             <w:r>
               <w:rPr>
@@ -732,7 +732,7 @@
           <w:p>
             <w:pPr>
               <w:pStyle w:val="Compact"/>
-              <w:jc w:val="left"/>
+              <w:jc w:val="center"/>
             </w:pPr>
             <w:r>
               <w:rPr>
@@ -765,7 +765,7 @@
           <w:p>
             <w:pPr>
               <w:pStyle w:val="Compact"/>
-              <w:jc w:val="left"/>
+              <w:jc w:val="center"/>
             </w:pPr>
             <w:r>
               <w:rPr>
@@ -780,7 +780,7 @@
           <w:p>
             <w:pPr>
               <w:pStyle w:val="Compact"/>
-              <w:jc w:val="left"/>
+              <w:jc w:val="center"/>
             </w:pPr>
             <w:r>
               <w:rPr>
@@ -797,15 +797,16 @@
           <w:p>
             <w:pPr>
               <w:pStyle w:val="Compact"/>
-            </w:pPr>
-          </w:p>
-        </w:tc>
-        <w:tc>
-          <w:tcPr/>
-          <w:p>
-            <w:pPr>
-              <w:pStyle w:val="Compact"/>
-              <w:jc w:val="left"/>
+              <w:jc w:val="center"/>
+            </w:pPr>
+          </w:p>
+        </w:tc>
+        <w:tc>
+          <w:tcPr/>
+          <w:p>
+            <w:pPr>
+              <w:pStyle w:val="Compact"/>
+              <w:jc w:val="center"/>
             </w:pPr>
             <w:r>
               <w:rPr>
@@ -820,7 +821,7 @@
           <w:p>
             <w:pPr>
               <w:pStyle w:val="Compact"/>
-              <w:jc w:val="left"/>
+              <w:jc w:val="center"/>
             </w:pPr>
             <w:r>
               <w:rPr>
@@ -837,15 +838,16 @@
           <w:p>
             <w:pPr>
               <w:pStyle w:val="Compact"/>
-            </w:pPr>
-          </w:p>
-        </w:tc>
-        <w:tc>
-          <w:tcPr/>
-          <w:p>
-            <w:pPr>
-              <w:pStyle w:val="Compact"/>
-              <w:jc w:val="left"/>
+              <w:jc w:val="center"/>
+            </w:pPr>
+          </w:p>
+        </w:tc>
+        <w:tc>
+          <w:tcPr/>
+          <w:p>
+            <w:pPr>
+              <w:pStyle w:val="Compact"/>
+              <w:jc w:val="center"/>
             </w:pPr>
             <w:r>
               <w:rPr>
@@ -860,7 +862,7 @@
           <w:p>
             <w:pPr>
               <w:pStyle w:val="Compact"/>
-              <w:jc w:val="left"/>
+              <w:jc w:val="center"/>
             </w:pPr>
             <w:r>
               <w:rPr>
@@ -889,15 +891,16 @@
           <w:p>
             <w:pPr>
               <w:pStyle w:val="Compact"/>
-            </w:pPr>
-          </w:p>
-        </w:tc>
-        <w:tc>
-          <w:tcPr/>
-          <w:p>
-            <w:pPr>
-              <w:pStyle w:val="Compact"/>
-              <w:jc w:val="left"/>
+              <w:jc w:val="center"/>
+            </w:pPr>
+          </w:p>
+        </w:tc>
+        <w:tc>
+          <w:tcPr/>
+          <w:p>
+            <w:pPr>
+              <w:pStyle w:val="Compact"/>
+              <w:jc w:val="center"/>
             </w:pPr>
             <w:r>
               <w:rPr>
@@ -912,7 +915,7 @@
           <w:p>
             <w:pPr>
               <w:pStyle w:val="Compact"/>
-              <w:jc w:val="left"/>
+              <w:jc w:val="center"/>
             </w:pPr>
             <w:r>
               <w:rPr>
@@ -944,7 +947,7 @@
           <w:p>
             <w:pPr>
               <w:pStyle w:val="Compact"/>
-              <w:jc w:val="left"/>
+              <w:jc w:val="center"/>
             </w:pPr>
             <w:r>
               <w:rPr>
@@ -959,7 +962,7 @@
           <w:p>
             <w:pPr>
               <w:pStyle w:val="Compact"/>
-              <w:jc w:val="left"/>
+              <w:jc w:val="center"/>
             </w:pPr>
             <w:r>
               <w:rPr>
@@ -976,15 +979,16 @@
           <w:p>
             <w:pPr>
               <w:pStyle w:val="Compact"/>
-            </w:pPr>
-          </w:p>
-        </w:tc>
-        <w:tc>
-          <w:tcPr/>
-          <w:p>
-            <w:pPr>
-              <w:pStyle w:val="Compact"/>
-              <w:jc w:val="left"/>
+              <w:jc w:val="center"/>
+            </w:pPr>
+          </w:p>
+        </w:tc>
+        <w:tc>
+          <w:tcPr/>
+          <w:p>
+            <w:pPr>
+              <w:pStyle w:val="Compact"/>
+              <w:jc w:val="center"/>
             </w:pPr>
             <w:r>
               <w:rPr>
@@ -999,7 +1003,7 @@
           <w:p>
             <w:pPr>
               <w:pStyle w:val="Compact"/>
-              <w:jc w:val="left"/>
+              <w:jc w:val="center"/>
             </w:pPr>
             <w:r>
               <w:rPr>
@@ -1046,15 +1050,16 @@
           <w:p>
             <w:pPr>
               <w:pStyle w:val="Compact"/>
-            </w:pPr>
-          </w:p>
-        </w:tc>
-        <w:tc>
-          <w:tcPr/>
-          <w:p>
-            <w:pPr>
-              <w:pStyle w:val="Compact"/>
-              <w:jc w:val="left"/>
+              <w:jc w:val="center"/>
+            </w:pPr>
+          </w:p>
+        </w:tc>
+        <w:tc>
+          <w:tcPr/>
+          <w:p>
+            <w:pPr>
+              <w:pStyle w:val="Compact"/>
+              <w:jc w:val="center"/>
             </w:pPr>
             <w:r>
               <w:rPr>
@@ -1069,7 +1074,7 @@
           <w:p>
             <w:pPr>
               <w:pStyle w:val="Compact"/>
-              <w:jc w:val="left"/>
+              <w:jc w:val="center"/>
             </w:pPr>
             <w:r>
               <w:rPr>
@@ -1086,15 +1091,16 @@
           <w:p>
             <w:pPr>
               <w:pStyle w:val="Compact"/>
-            </w:pPr>
-          </w:p>
-        </w:tc>
-        <w:tc>
-          <w:tcPr/>
-          <w:p>
-            <w:pPr>
-              <w:pStyle w:val="Compact"/>
-              <w:jc w:val="left"/>
+              <w:jc w:val="center"/>
+            </w:pPr>
+          </w:p>
+        </w:tc>
+        <w:tc>
+          <w:tcPr/>
+          <w:p>
+            <w:pPr>
+              <w:pStyle w:val="Compact"/>
+              <w:jc w:val="center"/>
             </w:pPr>
             <w:r>
               <w:rPr>
@@ -1109,7 +1115,7 @@
           <w:p>
             <w:pPr>
               <w:pStyle w:val="Compact"/>
-              <w:jc w:val="left"/>
+              <w:jc w:val="center"/>
             </w:pPr>
             <w:r>
               <w:rPr>
@@ -1160,7 +1166,7 @@
           <w:p>
             <w:pPr>
               <w:pStyle w:val="Compact"/>
-              <w:jc w:val="left"/>
+              <w:jc w:val="center"/>
             </w:pPr>
             <w:r>
               <w:rPr>
@@ -1242,7 +1248,7 @@
           <w:p>
             <w:pPr>
               <w:pStyle w:val="Compact"/>
-              <w:jc w:val="left"/>
+              <w:jc w:val="center"/>
             </w:pPr>
             <w:r>
               <w:rPr>
@@ -1319,7 +1325,7 @@
           <w:p>
             <w:pPr>
               <w:pStyle w:val="Compact"/>
-              <w:jc w:val="left"/>
+              <w:jc w:val="center"/>
             </w:pPr>
             <w:r>
               <w:rPr>
@@ -1402,7 +1408,7 @@
           <w:p>
             <w:pPr>
               <w:pStyle w:val="Compact"/>
-              <w:jc w:val="left"/>
+              <w:jc w:val="center"/>
             </w:pPr>
             <w:r>
               <w:rPr>
@@ -1479,7 +1485,7 @@
           <w:p>
             <w:pPr>
               <w:pStyle w:val="Compact"/>
-              <w:jc w:val="left"/>
+              <w:jc w:val="center"/>
             </w:pPr>
             <w:r>
               <w:rPr>
@@ -1597,12 +1603,6 @@
       <w:pPr>
         <w:pStyle w:val="BlockText"/>
       </w:pPr>
-      <w:r>
-        <w:t xml:space="preserve">⚠️</w:t>
-      </w:r>
-      <w:r>
-        <w:t xml:space="preserve"> </w:t>
-      </w:r>
       <w:r>
         <w:rPr>
           <w:rFonts w:hint="eastAsia" w:eastAsia="SimSun" w:ascii="Times New Roman" w:hAnsi="Times New Roman"/>
@@ -1828,12 +1828,6 @@
       <w:pPr>
         <w:pStyle w:val="BlockText"/>
       </w:pPr>
-      <w:r>
-        <w:t xml:space="preserve">⚠️</w:t>
-      </w:r>
-      <w:r>
-        <w:t xml:space="preserve"> </w:t>
-      </w:r>
       <w:r>
         <w:rPr>
           <w:rFonts w:hint="eastAsia" w:eastAsia="SimSun" w:ascii="Times New Roman" w:hAnsi="Times New Roman"/>
@@ -1966,7 +1960,7 @@
           <w:p>
             <w:pPr>
               <w:pStyle w:val="Compact"/>
-              <w:jc w:val="left"/>
+              <w:jc w:val="center"/>
             </w:pPr>
             <w:r>
               <w:rPr>
@@ -1982,7 +1976,7 @@
           <w:p>
             <w:pPr>
               <w:pStyle w:val="Compact"/>
-              <w:jc w:val="left"/>
+              <w:jc w:val="center"/>
             </w:pPr>
             <w:r>
               <w:rPr>
@@ -2038,7 +2032,7 @@
           <w:p>
             <w:pPr>
               <w:pStyle w:val="Compact"/>
-              <w:jc w:val="left"/>
+              <w:jc w:val="center"/>
             </w:pPr>
             <w:r>
               <w:rPr>
@@ -2053,7 +2047,7 @@
           <w:p>
             <w:pPr>
               <w:pStyle w:val="Compact"/>
-              <w:jc w:val="left"/>
+              <w:jc w:val="center"/>
             </w:pPr>
             <w:r>
               <w:rPr>
@@ -2100,7 +2094,7 @@
           <w:p>
             <w:pPr>
               <w:pStyle w:val="Compact"/>
-              <w:jc w:val="left"/>
+              <w:jc w:val="center"/>
             </w:pPr>
             <w:r>
               <w:rPr>
@@ -2115,7 +2109,7 @@
           <w:p>
             <w:pPr>
               <w:pStyle w:val="Compact"/>
-              <w:jc w:val="left"/>
+              <w:jc w:val="center"/>
             </w:pPr>
             <w:r>
               <w:rPr>
@@ -2162,7 +2156,7 @@
           <w:p>
             <w:pPr>
               <w:pStyle w:val="Compact"/>
-              <w:jc w:val="left"/>
+              <w:jc w:val="center"/>
             </w:pPr>
             <w:r>
               <w:rPr>
@@ -2177,7 +2171,7 @@
           <w:p>
             <w:pPr>
               <w:pStyle w:val="Compact"/>
-              <w:jc w:val="left"/>
+              <w:jc w:val="center"/>
             </w:pPr>
             <w:r>
               <w:rPr>
@@ -2224,7 +2218,7 @@
           <w:p>
             <w:pPr>
               <w:pStyle w:val="Compact"/>
-              <w:jc w:val="left"/>
+              <w:jc w:val="center"/>
             </w:pPr>
             <w:r>
               <w:rPr>
@@ -2239,7 +2233,7 @@
           <w:p>
             <w:pPr>
               <w:pStyle w:val="Compact"/>
-              <w:jc w:val="left"/>
+              <w:jc w:val="center"/>
             </w:pPr>
             <w:r>
               <w:rPr>
@@ -2286,7 +2280,7 @@
           <w:p>
             <w:pPr>
               <w:pStyle w:val="Compact"/>
-              <w:jc w:val="left"/>
+              <w:jc w:val="center"/>
             </w:pPr>
             <w:r>
               <w:rPr>
@@ -2301,7 +2295,7 @@
           <w:p>
             <w:pPr>
               <w:pStyle w:val="Compact"/>
-              <w:jc w:val="left"/>
+              <w:jc w:val="center"/>
             </w:pPr>
             <w:r>
               <w:rPr>
@@ -2348,7 +2342,7 @@
           <w:p>
             <w:pPr>
               <w:pStyle w:val="Compact"/>
-              <w:jc w:val="left"/>
+              <w:jc w:val="center"/>
             </w:pPr>
             <w:r>
               <w:rPr>
@@ -2363,7 +2357,7 @@
           <w:p>
             <w:pPr>
               <w:pStyle w:val="Compact"/>
-              <w:jc w:val="left"/>
+              <w:jc w:val="center"/>
             </w:pPr>
             <w:r>
               <w:rPr>
@@ -2410,7 +2404,7 @@
           <w:p>
             <w:pPr>
               <w:pStyle w:val="Compact"/>
-              <w:jc w:val="left"/>
+              <w:jc w:val="center"/>
             </w:pPr>
             <w:r>
               <w:rPr>
@@ -2425,7 +2419,7 @@
           <w:p>
             <w:pPr>
               <w:pStyle w:val="Compact"/>
-              <w:jc w:val="left"/>
+              <w:jc w:val="center"/>
             </w:pPr>
             <w:r>
               <w:rPr>
@@ -2505,7 +2499,7 @@
           <w:p>
             <w:pPr>
               <w:pStyle w:val="Compact"/>
-              <w:jc w:val="left"/>
+              <w:jc w:val="center"/>
             </w:pPr>
             <w:r>
               <w:rPr>
@@ -2521,7 +2515,7 @@
           <w:p>
             <w:pPr>
               <w:pStyle w:val="Compact"/>
-              <w:jc w:val="left"/>
+              <w:jc w:val="center"/>
             </w:pPr>
             <w:r>
               <w:rPr>
@@ -2556,7 +2550,7 @@
           <w:p>
             <w:pPr>
               <w:pStyle w:val="Compact"/>
-              <w:jc w:val="left"/>
+              <w:jc w:val="center"/>
             </w:pPr>
             <w:r>
               <w:rPr>
@@ -2595,7 +2589,7 @@
           <w:p>
             <w:pPr>
               <w:pStyle w:val="Compact"/>
-              <w:jc w:val="left"/>
+              <w:jc w:val="center"/>
             </w:pPr>
             <w:r>
               <w:rPr>
@@ -2629,7 +2623,7 @@
           <w:p>
             <w:pPr>
               <w:pStyle w:val="Compact"/>
-              <w:jc w:val="left"/>
+              <w:jc w:val="center"/>
             </w:pPr>
             <w:r>
               <w:rPr>
@@ -2656,7 +2650,7 @@
           <w:p>
             <w:pPr>
               <w:pStyle w:val="Compact"/>
-              <w:jc w:val="left"/>
+              <w:jc w:val="center"/>
             </w:pPr>
             <w:r>
               <w:rPr>
@@ -2700,6 +2694,12 @@
       <m:oMathPara>
         <m:oMathParaPr>
           <m:jc m:val="center"/>
+          <m:ctrlPr>
+            <w:rPr>
+              <w:sz w:val="28"/>
+              <w:szCs w:val="28"/>
+            </w:rPr>
+          </m:ctrlPr>
         </m:oMathParaPr>
         <m:oMath>
           <m:sSub>
@@ -3087,7 +3087,7 @@
           <w:p>
             <w:pPr>
               <w:pStyle w:val="Compact"/>
-              <w:jc w:val="left"/>
+              <w:jc w:val="center"/>
             </w:pPr>
             <w:r>
               <w:rPr>
@@ -3119,7 +3119,7 @@
           <w:p>
             <w:pPr>
               <w:pStyle w:val="Compact"/>
-              <w:jc w:val="left"/>
+              <w:jc w:val="center"/>
             </w:pPr>
             <w:r>
               <w:rPr>
@@ -3137,7 +3137,7 @@
           <w:p>
             <w:pPr>
               <w:pStyle w:val="Compact"/>
-              <w:jc w:val="left"/>
+              <w:jc w:val="center"/>
             </w:pPr>
             <w:r>
               <w:rPr>
@@ -3167,7 +3167,7 @@
           <w:p>
             <w:pPr>
               <w:pStyle w:val="Compact"/>
-              <w:jc w:val="left"/>
+              <w:jc w:val="center"/>
             </w:pPr>
             <w:r>
               <w:rPr>
@@ -3208,7 +3208,7 @@
           <w:p>
             <w:pPr>
               <w:pStyle w:val="Compact"/>
-              <w:jc w:val="left"/>
+              <w:jc w:val="center"/>
             </w:pPr>
             <w:r>
               <w:rPr>
@@ -3244,7 +3244,7 @@
           <w:p>
             <w:pPr>
               <w:pStyle w:val="Compact"/>
-              <w:jc w:val="left"/>
+              <w:jc w:val="center"/>
             </w:pPr>
             <w:r>
               <w:rPr>
@@ -3261,7 +3261,7 @@
           <w:p>
             <w:pPr>
               <w:pStyle w:val="Compact"/>
-              <w:jc w:val="left"/>
+              <w:jc w:val="center"/>
             </w:pPr>
             <w:r>
               <w:rPr>
@@ -3291,7 +3291,7 @@
           <w:p>
             <w:pPr>
               <w:pStyle w:val="Compact"/>
-              <w:jc w:val="left"/>
+              <w:jc w:val="center"/>
             </w:pPr>
             <w:r>
               <w:rPr>
@@ -3308,7 +3308,7 @@
           <w:p>
             <w:pPr>
               <w:pStyle w:val="Compact"/>
-              <w:jc w:val="left"/>
+              <w:jc w:val="center"/>
             </w:pPr>
             <w:r>
               <w:rPr>
@@ -3338,7 +3338,7 @@
           <w:p>
             <w:pPr>
               <w:pStyle w:val="Compact"/>
-              <w:jc w:val="left"/>
+              <w:jc w:val="center"/>
             </w:pPr>
             <w:r>
               <w:rPr>
@@ -3367,7 +3367,7 @@
           <w:p>
             <w:pPr>
               <w:pStyle w:val="Compact"/>
-              <w:jc w:val="left"/>
+              <w:jc w:val="center"/>
             </w:pPr>
             <w:r>
               <w:rPr>
@@ -3397,7 +3397,7 @@
           <w:p>
             <w:pPr>
               <w:pStyle w:val="Compact"/>
-              <w:jc w:val="left"/>
+              <w:jc w:val="center"/>
             </w:pPr>
             <w:r>
               <w:rPr>
@@ -3446,6 +3446,12 @@
       <m:oMathPara>
         <m:oMathParaPr>
           <m:jc m:val="center"/>
+          <m:ctrlPr>
+            <w:rPr>
+              <w:sz w:val="28"/>
+              <w:szCs w:val="28"/>
+            </w:rPr>
+          </m:ctrlPr>
         </m:oMathParaPr>
         <m:oMath>
           <m:r>
@@ -3566,6 +3572,12 @@
       <m:oMathPara>
         <m:oMathParaPr>
           <m:jc m:val="center"/>
+          <m:ctrlPr>
+            <w:rPr>
+              <w:sz w:val="28"/>
+              <w:szCs w:val="28"/>
+            </w:rPr>
+          </m:ctrlPr>
         </m:oMathParaPr>
         <m:oMath>
           <m:r>
@@ -3702,6 +3714,12 @@
       <m:oMathPara>
         <m:oMathParaPr>
           <m:jc m:val="center"/>
+          <m:ctrlPr>
+            <w:rPr>
+              <w:sz w:val="28"/>
+              <w:szCs w:val="28"/>
+            </w:rPr>
+          </m:ctrlPr>
         </m:oMathParaPr>
         <m:oMath>
           <m:r>
@@ -3917,6 +3935,12 @@
       <m:oMathPara>
         <m:oMathParaPr>
           <m:jc m:val="center"/>
+          <m:ctrlPr>
+            <w:rPr>
+              <w:sz w:val="28"/>
+              <w:szCs w:val="28"/>
+            </w:rPr>
+          </m:ctrlPr>
         </m:oMathParaPr>
         <m:oMath>
           <m:r>
@@ -3986,6 +4010,12 @@
       <m:oMathPara>
         <m:oMathParaPr>
           <m:jc m:val="center"/>
+          <m:ctrlPr>
+            <w:rPr>
+              <w:sz w:val="28"/>
+              <w:szCs w:val="28"/>
+            </w:rPr>
+          </m:ctrlPr>
         </m:oMathParaPr>
         <m:oMath>
           <m:sSub>
@@ -4315,6 +4345,12 @@
       <m:oMathPara>
         <m:oMathParaPr>
           <m:jc m:val="center"/>
+          <m:ctrlPr>
+            <w:rPr>
+              <w:sz w:val="28"/>
+              <w:szCs w:val="28"/>
+            </w:rPr>
+          </m:ctrlPr>
         </m:oMathParaPr>
         <m:oMath>
           <m:r>
@@ -4370,12 +4406,6 @@
         <w:pStyle w:val="BlockText"/>
       </w:pPr>
       <w:r>
-        <w:t xml:space="preserve">⚠️</w:t>
-      </w:r>
-      <w:r>
-        <w:t xml:space="preserve"> </w:t>
-      </w:r>
-      <w:r>
         <w:rPr>
           <w:rFonts w:hint="eastAsia" w:eastAsia="SimSun" w:ascii="Times New Roman" w:hAnsi="Times New Roman"/>
           <w:b/>
@@ -4471,7 +4501,7 @@
           <w:p>
             <w:pPr>
               <w:pStyle w:val="Compact"/>
-              <w:jc w:val="left"/>
+              <w:jc w:val="center"/>
             </w:pPr>
             <w:r>
               <w:rPr>
@@ -4560,7 +4590,7 @@
           <w:p>
             <w:pPr>
               <w:pStyle w:val="Compact"/>
-              <w:jc w:val="left"/>
+              <w:jc w:val="center"/>
             </w:pPr>
             <w:r>
               <w:rPr>
@@ -4637,7 +4667,7 @@
           <w:p>
             <w:pPr>
               <w:pStyle w:val="Compact"/>
-              <w:jc w:val="left"/>
+              <w:jc w:val="center"/>
             </w:pPr>
             <w:r>
               <w:rPr>
@@ -4714,7 +4744,7 @@
           <w:p>
             <w:pPr>
               <w:pStyle w:val="Compact"/>
-              <w:jc w:val="left"/>
+              <w:jc w:val="center"/>
             </w:pPr>
             <w:r>
               <w:rPr>
@@ -4791,7 +4821,7 @@
           <w:p>
             <w:pPr>
               <w:pStyle w:val="Compact"/>
-              <w:jc w:val="left"/>
+              <w:jc w:val="center"/>
             </w:pPr>
             <w:r>
               <w:rPr>
@@ -4868,7 +4898,7 @@
           <w:p>
             <w:pPr>
               <w:pStyle w:val="Compact"/>
-              <w:jc w:val="left"/>
+              <w:jc w:val="center"/>
             </w:pPr>
             <w:r>
               <w:rPr>
@@ -5054,12 +5084,6 @@
       <w:pPr>
         <w:pStyle w:val="BlockText"/>
       </w:pPr>
-      <w:r>
-        <w:t xml:space="preserve">💡</w:t>
-      </w:r>
-      <w:r>
-        <w:t xml:space="preserve"> </w:t>
-      </w:r>
       <w:r>
         <w:rPr>
           <w:rFonts w:hint="eastAsia" w:eastAsia="SimSun" w:ascii="Times New Roman" w:hAnsi="Times New Roman"/>
@@ -5172,7 +5196,7 @@
           <w:p>
             <w:pPr>
               <w:pStyle w:val="Compact"/>
-              <w:jc w:val="left"/>
+              <w:jc w:val="center"/>
             </w:pPr>
             <w:r>
               <w:rPr>
@@ -5211,7 +5235,7 @@
           <w:p>
             <w:pPr>
               <w:pStyle w:val="Compact"/>
-              <w:jc w:val="left"/>
+              <w:jc w:val="center"/>
             </w:pPr>
             <w:r>
               <w:rPr>
@@ -5227,7 +5251,7 @@
           <w:p>
             <w:pPr>
               <w:pStyle w:val="Compact"/>
-              <w:jc w:val="left"/>
+              <w:jc w:val="center"/>
             </w:pPr>
             <w:r>
               <w:rPr>
@@ -5245,7 +5269,7 @@
           <w:p>
             <w:pPr>
               <w:pStyle w:val="Compact"/>
-              <w:jc w:val="left"/>
+              <w:jc w:val="center"/>
             </w:pPr>
             <w:r>
               <w:rPr>
@@ -5275,7 +5299,7 @@
           <w:p>
             <w:pPr>
               <w:pStyle w:val="Compact"/>
-              <w:jc w:val="left"/>
+              <w:jc w:val="center"/>
             </w:pPr>
             <w:r>
               <w:rPr>
@@ -5290,7 +5314,7 @@
           <w:p>
             <w:pPr>
               <w:pStyle w:val="Compact"/>
-              <w:jc w:val="left"/>
+              <w:jc w:val="center"/>
             </w:pPr>
             <w:r>
               <w:rPr>
@@ -5307,7 +5331,7 @@
           <w:p>
             <w:pPr>
               <w:pStyle w:val="Compact"/>
-              <w:jc w:val="left"/>
+              <w:jc w:val="center"/>
             </w:pPr>
             <w:r>
               <w:rPr>
@@ -5343,7 +5367,7 @@
           <w:p>
             <w:pPr>
               <w:pStyle w:val="Compact"/>
-              <w:jc w:val="left"/>
+              <w:jc w:val="center"/>
             </w:pPr>
             <w:r>
               <w:rPr>
@@ -5358,7 +5382,7 @@
           <w:p>
             <w:pPr>
               <w:pStyle w:val="Compact"/>
-              <w:jc w:val="left"/>
+              <w:jc w:val="center"/>
             </w:pPr>
             <w:r>
               <w:rPr>
@@ -5375,7 +5399,7 @@
           <w:p>
             <w:pPr>
               <w:pStyle w:val="Compact"/>
-              <w:jc w:val="left"/>
+              <w:jc w:val="center"/>
             </w:pPr>
             <w:r>
               <w:rPr>
@@ -5411,7 +5435,7 @@
           <w:p>
             <w:pPr>
               <w:pStyle w:val="Compact"/>
-              <w:jc w:val="left"/>
+              <w:jc w:val="center"/>
             </w:pPr>
             <w:r>
               <w:rPr>
@@ -5426,7 +5450,7 @@
           <w:p>
             <w:pPr>
               <w:pStyle w:val="Compact"/>
-              <w:jc w:val="left"/>
+              <w:jc w:val="center"/>
             </w:pPr>
             <w:r>
               <w:rPr>
@@ -5447,7 +5471,7 @@
     </w:p>
     <w:bookmarkEnd w:id="22"/>
     <w:bookmarkEnd w:id="23"/>
-    <w:bookmarkStart w:id="29" w:name="三酸碱滴定曲线深化"/>
+    <w:bookmarkStart w:id="32" w:name="三酸碱滴定曲线深化"/>
     <w:p>
       <w:pPr>
         <w:pStyle w:val="Heading2"/>
@@ -5459,7 +5483,7 @@
         <w:t xml:space="preserve">三、酸碱滴定曲线深化</w:t>
       </w:r>
     </w:p>
-    <w:bookmarkStart w:id="24" w:name="X9030169089da8f422a885a4f6fd604c3fe7936f"/>
+    <w:bookmarkStart w:id="27" w:name="X9030169089da8f422a885a4f6fd604c3fe7936f"/>
     <w:p>
       <w:pPr>
         <w:pStyle w:val="Heading3"/>
@@ -5503,6 +5527,14 @@
         <w:t xml:space="preserve">滴定分数定义：</w:t>
       </w:r>
       <m:oMath>
+        <m:oMathPr>
+          <m:ctrlPr>
+            <w:rPr>
+              <w:sz w:val="28"/>
+              <w:szCs w:val="28"/>
+            </w:rPr>
+          </m:ctrlPr>
+        </m:oMathPr>
         <m:r>
           <m:t>a</m:t>
         </m:r>
@@ -5661,7 +5693,7 @@
           <w:p>
             <w:pPr>
               <w:pStyle w:val="Compact"/>
-              <w:jc w:val="left"/>
+              <w:jc w:val="center"/>
             </w:pPr>
             <w:r>
               <w:rPr>
@@ -5677,7 +5709,7 @@
           <w:p>
             <w:pPr>
               <w:pStyle w:val="Compact"/>
-              <w:jc w:val="left"/>
+              <w:jc w:val="center"/>
             </w:pPr>
             <w:r>
               <w:rPr>
@@ -5755,7 +5787,7 @@
           <w:p>
             <w:pPr>
               <w:pStyle w:val="Compact"/>
-              <w:jc w:val="left"/>
+              <w:jc w:val="center"/>
             </w:pPr>
             <w:r>
               <w:rPr>
@@ -5776,7 +5808,7 @@
           <w:p>
             <w:pPr>
               <w:pStyle w:val="Compact"/>
-              <w:jc w:val="left"/>
+              <w:jc w:val="center"/>
             </w:pPr>
             <w:r>
               <w:rPr>
@@ -5838,7 +5870,7 @@
           <w:p>
             <w:pPr>
               <w:pStyle w:val="Compact"/>
-              <w:jc w:val="left"/>
+              <w:jc w:val="center"/>
             </w:pPr>
             <w:r>
               <w:rPr>
@@ -5859,7 +5891,7 @@
           <w:p>
             <w:pPr>
               <w:pStyle w:val="Compact"/>
-              <w:jc w:val="left"/>
+              <w:jc w:val="center"/>
             </w:pPr>
             <w:r>
               <w:rPr>
@@ -5939,7 +5971,7 @@
           <w:p>
             <w:pPr>
               <w:pStyle w:val="Compact"/>
-              <w:jc w:val="left"/>
+              <w:jc w:val="center"/>
             </w:pPr>
             <w:r>
               <w:rPr>
@@ -5966,7 +5998,7 @@
           <w:p>
             <w:pPr>
               <w:pStyle w:val="Compact"/>
-              <w:jc w:val="left"/>
+              <w:jc w:val="center"/>
             </w:pPr>
             <w:r>
               <w:rPr>
@@ -6028,7 +6060,7 @@
           <w:p>
             <w:pPr>
               <w:pStyle w:val="Compact"/>
-              <w:jc w:val="left"/>
+              <w:jc w:val="center"/>
             </w:pPr>
             <w:r>
               <w:rPr>
@@ -6049,7 +6081,7 @@
           <w:p>
             <w:pPr>
               <w:pStyle w:val="Compact"/>
-              <w:jc w:val="left"/>
+              <w:jc w:val="center"/>
             </w:pPr>
             <w:r>
               <w:rPr>
@@ -6516,8 +6548,261 @@
         <w:t xml:space="preserve">单位。</w:t>
       </w:r>
     </w:p>
-    <w:bookmarkEnd w:id="24"/>
-    <w:bookmarkStart w:id="25" w:name="X828f193324f95da5ac7b7b1938e3551d7ce5f42"/>
+    <w:p>
+      <w:pPr>
+        <w:pStyle w:val="BodyText"/>
+        <w:jc w:val="center"/>
+      </w:pPr>
+      <w:r>
+        <w:rPr>
+          <w:b w:val="0"/>
+          <w:i w:val="0"/>
+          <w:sz w:val="21"/>
+        </w:rPr>
+        <w:drawing>
+          <wp:inline>
+            <wp:extent cx="5334000" cy="4301612"/>
+            <wp:effectExtent b="0" l="0" r="0" t="0"/>
+            <wp:docPr descr="强酸-强碱滴定曲线" title="" id="25" name="Picture"/>
+            <a:graphic>
+              <a:graphicData uri="http://schemas.openxmlformats.org/drawingml/2006/picture">
+                <pic:pic>
+                  <pic:nvPicPr>
+                    <pic:cNvPr descr="media/titration-curve-hcl-strong.svg" id="26" name="Picture"/>
+                    <pic:cNvPicPr>
+                      <a:picLocks noChangeArrowheads="1" noChangeAspect="1"/>
+                    </pic:cNvPicPr>
+                  </pic:nvPicPr>
+                  <pic:blipFill>
+                    <a:blip>
+                      <a:extLst>
+                        <a:ext uri="{28A0092B-C50C-407E-A947-70E740481C1C}">
+                          <a14:useLocalDpi xmlns:a14="http://schemas.microsoft.com/office/drawing/2010/main" val="0"/>
+                        </a:ext>
+                        <a:ext uri="{96DAC541-7B7A-43D3-8B79-37D633B846F1}">
+                          <asvg:svgBlip xmlns:asvg="http://schemas.microsoft.com/office/drawing/2016/SVG/main" r:embed="rId24"/>
+                        </a:ext>
+                      </a:extLst>
+                    </a:blip>
+                    <a:stretch>
+                      <a:fillRect/>
+                    </a:stretch>
+                  </pic:blipFill>
+                  <pic:spPr bwMode="auto">
+                    <a:xfrm>
+                      <a:off x="0" y="0"/>
+                      <a:ext cx="5334000" cy="4301612"/>
+                    </a:xfrm>
+                    <a:prstGeom prst="rect">
+                      <a:avLst/>
+                    </a:prstGeom>
+                    <a:noFill/>
+                    <a:ln w="9525">
+                      <a:noFill/>
+                      <a:headEnd/>
+                      <a:tailEnd/>
+                    </a:ln>
+                  </pic:spPr>
+                </pic:pic>
+              </a:graphicData>
+            </a:graphic>
+          </wp:inline>
+        </w:drawing>
+      </w:r>
+      <w:r>
+        <w:rPr>
+          <w:b w:val="0"/>
+          <w:i w:val="0"/>
+          <w:sz w:val="21"/>
+        </w:rPr>
+        <w:t xml:space="preserve"> </w:t>
+      </w:r>
+      <w:r>
+        <w:rPr>
+          <w:rFonts w:hint="eastAsia" w:eastAsia="FangSong" w:ascii="Times New Roman" w:hAnsi="Times New Roman"/>
+          <w:b w:val="0"/>
+          <w:i w:val="0"/>
+          <w:iCs/>
+          <w:sz w:val="21"/>
+        </w:rPr>
+        <w:t xml:space="preserve">图</w:t>
+      </w:r>
+      <w:r>
+        <w:rPr>
+          <w:b w:val="0"/>
+          <w:i w:val="0"/>
+          <w:iCs/>
+          <w:sz w:val="21"/>
+        </w:rPr>
+        <w:t xml:space="preserve"> 0.1000 M NaOH </w:t>
+      </w:r>
+      <w:r>
+        <w:rPr>
+          <w:rFonts w:hint="eastAsia" w:eastAsia="FangSong" w:ascii="Times New Roman" w:hAnsi="Times New Roman"/>
+          <w:b w:val="0"/>
+          <w:i w:val="0"/>
+          <w:iCs/>
+          <w:sz w:val="21"/>
+        </w:rPr>
+        <w:t xml:space="preserve">滴定</w:t>
+      </w:r>
+      <w:r>
+        <w:rPr>
+          <w:b w:val="0"/>
+          <w:i w:val="0"/>
+          <w:iCs/>
+          <w:sz w:val="21"/>
+        </w:rPr>
+        <w:t xml:space="preserve"> 20.00 mL 0.1000 M HCl </w:t>
+      </w:r>
+      <w:r>
+        <w:rPr>
+          <w:rFonts w:hint="eastAsia" w:eastAsia="FangSong" w:ascii="Times New Roman" w:hAnsi="Times New Roman"/>
+          <w:b w:val="0"/>
+          <w:i w:val="0"/>
+          <w:iCs/>
+          <w:sz w:val="21"/>
+        </w:rPr>
+        <w:t xml:space="preserve">的滴定曲线——pH</w:t>
+      </w:r>
+      <w:r>
+        <w:rPr>
+          <w:b w:val="0"/>
+          <w:i w:val="0"/>
+          <w:iCs/>
+          <w:sz w:val="21"/>
+        </w:rPr>
+        <w:t xml:space="preserve"> </w:t>
+      </w:r>
+      <w:r>
+        <w:rPr>
+          <w:rFonts w:hint="eastAsia" w:eastAsia="FangSong" w:ascii="Times New Roman" w:hAnsi="Times New Roman"/>
+          <w:b w:val="0"/>
+          <w:i w:val="0"/>
+          <w:iCs/>
+          <w:sz w:val="21"/>
+        </w:rPr>
+        <w:t xml:space="preserve">随滴定分数</w:t>
+      </w:r>
+      <w:r>
+        <w:rPr>
+          <w:b w:val="0"/>
+          <w:i w:val="0"/>
+          <w:iCs/>
+          <w:sz w:val="21"/>
+        </w:rPr>
+        <w:t xml:space="preserve"> a </w:t>
+      </w:r>
+      <w:r>
+        <w:rPr>
+          <w:rFonts w:hint="eastAsia" w:eastAsia="FangSong" w:ascii="Times New Roman" w:hAnsi="Times New Roman"/>
+          <w:b w:val="0"/>
+          <w:i w:val="0"/>
+          <w:iCs/>
+          <w:sz w:val="21"/>
+        </w:rPr>
+        <w:t xml:space="preserve">的变化。计量点附近</w:t>
+      </w:r>
+      <w:r>
+        <w:rPr>
+          <w:b w:val="0"/>
+          <w:i w:val="0"/>
+          <w:iCs/>
+          <w:sz w:val="21"/>
+        </w:rPr>
+        <w:t xml:space="preserve"> pH </w:t>
+      </w:r>
+      <w:r>
+        <w:rPr>
+          <w:rFonts w:hint="eastAsia" w:eastAsia="FangSong" w:ascii="Times New Roman" w:hAnsi="Times New Roman"/>
+          <w:b w:val="0"/>
+          <w:i w:val="0"/>
+          <w:iCs/>
+          <w:sz w:val="21"/>
+        </w:rPr>
+        <w:t xml:space="preserve">从</w:t>
+      </w:r>
+      <w:r>
+        <w:rPr>
+          <w:b w:val="0"/>
+          <w:i w:val="0"/>
+          <w:iCs/>
+          <w:sz w:val="21"/>
+        </w:rPr>
+        <w:t xml:space="preserve"> 4.30 </w:t>
+      </w:r>
+      <w:r>
+        <w:rPr>
+          <w:rFonts w:hint="eastAsia" w:eastAsia="FangSong" w:ascii="Times New Roman" w:hAnsi="Times New Roman"/>
+          <w:b w:val="0"/>
+          <w:i w:val="0"/>
+          <w:iCs/>
+          <w:sz w:val="21"/>
+        </w:rPr>
+        <w:t xml:space="preserve">跃升至</w:t>
+      </w:r>
+      <w:r>
+        <w:rPr>
+          <w:b w:val="0"/>
+          <w:i w:val="0"/>
+          <w:iCs/>
+          <w:sz w:val="21"/>
+        </w:rPr>
+        <w:t xml:space="preserve"> </w:t>
+      </w:r>
+      <w:r>
+        <w:rPr>
+          <w:rFonts w:hint="eastAsia" w:eastAsia="FangSong" w:ascii="Times New Roman" w:hAnsi="Times New Roman"/>
+          <w:b w:val="0"/>
+          <w:i w:val="0"/>
+          <w:iCs/>
+          <w:sz w:val="21"/>
+        </w:rPr>
+        <w:t xml:space="preserve">9.70（突跃范围），指示剂选择须在突跃范围内。酚酞（8.0</w:t>
+      </w:r>
+      <w:r>
+        <w:rPr>
+          <w:rFonts w:hint="eastAsia" w:eastAsia="FangSong" w:ascii="Times New Roman" w:hAnsi="Times New Roman"/>
+          <w:b w:val="0"/>
+          <w:i w:val="0"/>
+          <w:iCs/>
+          <w:sz w:val="21"/>
+          <w:vertAlign w:val="subscript"/>
+        </w:rPr>
+        <w:t xml:space="preserve">10.0）和甲基橙（3.1</w:t>
+      </w:r>
+      <w:r>
+        <w:rPr>
+          <w:rFonts w:hint="eastAsia" w:eastAsia="FangSong" w:ascii="Times New Roman" w:hAnsi="Times New Roman"/>
+          <w:b w:val="0"/>
+          <w:i w:val="0"/>
+          <w:iCs/>
+          <w:sz w:val="21"/>
+        </w:rPr>
+        <w:t xml:space="preserve">4.4）均可，因二者变色范围均部分落入突跃（分析化学第六版</w:t>
+      </w:r>
+      <w:r>
+        <w:rPr>
+          <w:b w:val="0"/>
+          <w:i w:val="0"/>
+          <w:iCs/>
+          <w:sz w:val="21"/>
+        </w:rPr>
+        <w:t xml:space="preserve"> </w:t>
+      </w:r>
+      <w:r>
+        <w:rPr>
+          <w:rFonts w:hint="eastAsia" w:eastAsia="FangSong" w:ascii="Times New Roman" w:hAnsi="Times New Roman"/>
+          <w:b w:val="0"/>
+          <w:i w:val="0"/>
+          <w:iCs/>
+          <w:sz w:val="21"/>
+        </w:rPr>
+        <w:t xml:space="preserve">第5章）</w:t>
+      </w:r>
+    </w:p>
+    <w:bookmarkEnd w:id="27"/>
+    <w:bookmarkStart w:id="28" w:name="X828f193324f95da5ac7b7b1938e3551d7ce5f42"/>
     <w:p>
       <w:pPr>
         <w:pStyle w:val="Heading3"/>
@@ -6576,6 +6861,12 @@
       <m:oMathPara>
         <m:oMathParaPr>
           <m:jc m:val="center"/>
+          <m:ctrlPr>
+            <w:rPr>
+              <w:sz w:val="28"/>
+              <w:szCs w:val="28"/>
+            </w:rPr>
+          </m:ctrlPr>
         </m:oMathParaPr>
         <m:oMath>
           <m:r>
@@ -6737,6 +7028,12 @@
       <m:oMathPara>
         <m:oMathParaPr>
           <m:jc m:val="center"/>
+          <m:ctrlPr>
+            <w:rPr>
+              <w:sz w:val="28"/>
+              <w:szCs w:val="28"/>
+            </w:rPr>
+          </m:ctrlPr>
         </m:oMathParaPr>
         <m:oMath>
           <m:r>
@@ -6826,6 +7123,12 @@
       <m:oMathPara>
         <m:oMathParaPr>
           <m:jc m:val="center"/>
+          <m:ctrlPr>
+            <w:rPr>
+              <w:sz w:val="28"/>
+              <w:szCs w:val="28"/>
+            </w:rPr>
+          </m:ctrlPr>
         </m:oMathParaPr>
         <m:oMath>
           <m:r>
@@ -6993,6 +7296,12 @@
       <m:oMathPara>
         <m:oMathParaPr>
           <m:jc m:val="center"/>
+          <m:ctrlPr>
+            <w:rPr>
+              <w:sz w:val="28"/>
+              <w:szCs w:val="28"/>
+            </w:rPr>
+          </m:ctrlPr>
         </m:oMathParaPr>
         <m:oMath>
           <m:r>
@@ -7194,6 +7503,12 @@
       <m:oMathPara>
         <m:oMathParaPr>
           <m:jc m:val="center"/>
+          <m:ctrlPr>
+            <w:rPr>
+              <w:sz w:val="28"/>
+              <w:szCs w:val="28"/>
+            </w:rPr>
+          </m:ctrlPr>
         </m:oMathParaPr>
         <m:oMath>
           <m:r>
@@ -7413,8 +7728,8 @@
         <w:t xml:space="preserve">较高），缓冲区使曲线较平坦，突跃被压缩</w:t>
       </w:r>
     </w:p>
-    <w:bookmarkEnd w:id="25"/>
-    <w:bookmarkStart w:id="26" w:name="强酸-弱碱滴定曲线以-hcl-滴定-nh₃-为例"/>
+    <w:bookmarkEnd w:id="28"/>
+    <w:bookmarkStart w:id="29" w:name="强酸-弱碱滴定曲线以-hcl-滴定-nh₃-为例"/>
     <w:p>
       <w:pPr>
         <w:pStyle w:val="Heading3"/>
@@ -7474,6 +7789,12 @@
       <m:oMathPara>
         <m:oMathParaPr>
           <m:jc m:val="center"/>
+          <m:ctrlPr>
+            <w:rPr>
+              <w:sz w:val="28"/>
+              <w:szCs w:val="28"/>
+            </w:rPr>
+          </m:ctrlPr>
         </m:oMathParaPr>
         <m:oMath>
           <m:r>
@@ -7506,8 +7827,8 @@
         <w:t xml:space="preserve">突跃在酸性范围，可选甲基橙或甲基红。</w:t>
       </w:r>
     </w:p>
-    <w:bookmarkEnd w:id="26"/>
-    <w:bookmarkStart w:id="27" w:name="三种滴定曲线对比"/>
+    <w:bookmarkEnd w:id="29"/>
+    <w:bookmarkStart w:id="30" w:name="三种滴定曲线对比"/>
     <w:p>
       <w:pPr>
         <w:pStyle w:val="Heading3"/>
@@ -7543,7 +7864,7 @@
           <w:p>
             <w:pPr>
               <w:pStyle w:val="Compact"/>
-              <w:jc w:val="left"/>
+              <w:jc w:val="center"/>
             </w:pPr>
             <w:r>
               <w:rPr>
@@ -7609,7 +7930,7 @@
           <w:p>
             <w:pPr>
               <w:pStyle w:val="Compact"/>
-              <w:jc w:val="left"/>
+              <w:jc w:val="center"/>
             </w:pPr>
             <w:r>
               <w:rPr>
@@ -7677,7 +7998,7 @@
           <w:p>
             <w:pPr>
               <w:pStyle w:val="Compact"/>
-              <w:jc w:val="left"/>
+              <w:jc w:val="center"/>
             </w:pPr>
             <w:r>
               <w:rPr>
@@ -7751,7 +8072,7 @@
           <w:p>
             <w:pPr>
               <w:pStyle w:val="Compact"/>
-              <w:jc w:val="left"/>
+              <w:jc w:val="center"/>
             </w:pPr>
             <w:r>
               <w:rPr>
@@ -7819,7 +8140,7 @@
           <w:p>
             <w:pPr>
               <w:pStyle w:val="Compact"/>
-              <w:jc w:val="left"/>
+              <w:jc w:val="center"/>
             </w:pPr>
             <w:r>
               <w:rPr>
@@ -7881,7 +8202,7 @@
           <w:p>
             <w:pPr>
               <w:pStyle w:val="Compact"/>
-              <w:jc w:val="left"/>
+              <w:jc w:val="center"/>
             </w:pPr>
             <w:r>
               <w:rPr>
@@ -7943,7 +8264,7 @@
           <w:p>
             <w:pPr>
               <w:pStyle w:val="Compact"/>
-              <w:jc w:val="left"/>
+              <w:jc w:val="center"/>
             </w:pPr>
             <w:r>
               <w:rPr>
@@ -8000,8 +8321,8 @@
         </w:tc>
       </w:tr>
     </w:tbl>
-    <w:bookmarkEnd w:id="27"/>
-    <w:bookmarkStart w:id="28" w:name="多元酸分步滴定以-h₃po₄-为例"/>
+    <w:bookmarkEnd w:id="30"/>
+    <w:bookmarkStart w:id="31" w:name="多元酸分步滴定以-h₃po₄-为例"/>
     <w:p>
       <w:pPr>
         <w:pStyle w:val="Heading3"/>
@@ -8118,6 +8439,14 @@
         <w:t xml:space="preserve">第一级可滴：</w:t>
       </w:r>
       <m:oMath>
+        <m:oMathPr>
+          <m:ctrlPr>
+            <w:rPr>
+              <w:sz w:val="28"/>
+              <w:szCs w:val="28"/>
+            </w:rPr>
+          </m:ctrlPr>
+        </m:oMathPr>
         <m:r>
           <m:t>c</m:t>
         </m:r>
@@ -8184,6 +8513,14 @@
         <w:t xml:space="preserve">可分步：</w:t>
       </w:r>
       <m:oMath>
+        <m:oMathPr>
+          <m:ctrlPr>
+            <w:rPr>
+              <w:sz w:val="28"/>
+              <w:szCs w:val="28"/>
+            </w:rPr>
+          </m:ctrlPr>
+        </m:oMathPr>
         <m:sSub>
           <m:e>
             <m:r>
@@ -8738,6 +9075,14 @@
         <w:t xml:space="preserve">两性物质）：</w:t>
       </w:r>
       <m:oMath>
+        <m:oMathPr>
+          <m:ctrlPr>
+            <w:rPr>
+              <w:sz w:val="28"/>
+              <w:szCs w:val="28"/>
+            </w:rPr>
+          </m:ctrlPr>
+        </m:oMathPr>
         <m:r>
           <m:rPr>
             <m:nor/>
@@ -8937,6 +9282,14 @@
         <w:t xml:space="preserve">两性物质）：</w:t>
       </w:r>
       <m:oMath>
+        <m:oMathPr>
+          <m:ctrlPr>
+            <w:rPr>
+              <w:sz w:val="28"/>
+              <w:szCs w:val="28"/>
+            </w:rPr>
+          </m:ctrlPr>
+        </m:oMathPr>
         <m:r>
           <m:rPr>
             <m:nor/>
@@ -9120,12 +9473,6 @@
         <w:pStyle w:val="BlockText"/>
       </w:pPr>
       <w:r>
-        <w:t xml:space="preserve">⚠️</w:t>
-      </w:r>
-      <w:r>
-        <w:t xml:space="preserve"> </w:t>
-      </w:r>
-      <w:r>
         <w:rPr>
           <w:rFonts w:hint="eastAsia" w:eastAsia="SimSun" w:ascii="Times New Roman" w:hAnsi="Times New Roman"/>
           <w:b/>
@@ -9150,6 +9497,14 @@
         <w:t xml:space="preserve"> </w:t>
       </w:r>
       <m:oMath>
+        <m:oMathPr>
+          <m:ctrlPr>
+            <w:rPr>
+              <w:sz w:val="28"/>
+              <w:szCs w:val="28"/>
+            </w:rPr>
+          </m:ctrlPr>
+        </m:oMathPr>
         <m:sSub>
           <m:e>
             <m:r>
@@ -9320,9 +9675,9 @@
         </w:pict>
       </w:r>
     </w:p>
-    <w:bookmarkEnd w:id="28"/>
-    <w:bookmarkEnd w:id="29"/>
-    <w:bookmarkStart w:id="35" w:name="四终点误差定量计算"/>
+    <w:bookmarkEnd w:id="31"/>
+    <w:bookmarkEnd w:id="32"/>
+    <w:bookmarkStart w:id="38" w:name="四终点误差定量计算"/>
     <w:p>
       <w:pPr>
         <w:pStyle w:val="Heading2"/>
@@ -9334,7 +9689,7 @@
         <w:t xml:space="preserve">四、终点误差定量计算</w:t>
       </w:r>
     </w:p>
-    <w:bookmarkStart w:id="30" w:name="终点误差的基本定义"/>
+    <w:bookmarkStart w:id="33" w:name="终点误差的基本定义"/>
     <w:p>
       <w:pPr>
         <w:pStyle w:val="Heading3"/>
@@ -9356,6 +9711,12 @@
       <m:oMathPara>
         <m:oMathParaPr>
           <m:jc m:val="center"/>
+          <m:ctrlPr>
+            <w:rPr>
+              <w:sz w:val="28"/>
+              <w:szCs w:val="28"/>
+            </w:rPr>
+          </m:ctrlPr>
         </m:oMathParaPr>
         <m:oMath>
           <m:sSub>
@@ -9459,8 +9820,8 @@
         <w:t xml:space="preserve"> → Et &lt; 0</w:t>
       </w:r>
     </w:p>
-    <w:bookmarkEnd w:id="30"/>
-    <w:bookmarkStart w:id="31" w:name="林邦ringbom误差公式"/>
+    <w:bookmarkEnd w:id="33"/>
+    <w:bookmarkStart w:id="34" w:name="林邦ringbom误差公式"/>
     <w:p>
       <w:pPr>
         <w:pStyle w:val="Heading3"/>
@@ -9501,6 +9862,12 @@
       <m:oMathPara>
         <m:oMathParaPr>
           <m:jc m:val="center"/>
+          <m:ctrlPr>
+            <w:rPr>
+              <w:sz w:val="28"/>
+              <w:szCs w:val="28"/>
+            </w:rPr>
+          </m:ctrlPr>
         </m:oMathParaPr>
         <m:oMath>
           <m:sSub>
@@ -9681,6 +10048,12 @@
       <m:oMathPara>
         <m:oMathParaPr>
           <m:jc m:val="center"/>
+          <m:ctrlPr>
+            <w:rPr>
+              <w:sz w:val="28"/>
+              <w:szCs w:val="28"/>
+            </w:rPr>
+          </m:ctrlPr>
         </m:oMathParaPr>
         <m:oMath>
           <m:sSub>
@@ -9869,6 +10242,14 @@
         <w:t xml:space="preserve">分子：</w:t>
       </w:r>
       <m:oMath>
+        <m:oMathPr>
+          <m:ctrlPr>
+            <w:rPr>
+              <w:sz w:val="28"/>
+              <w:szCs w:val="28"/>
+            </w:rPr>
+          </m:ctrlPr>
+        </m:oMathPr>
         <m:sSup>
           <m:e>
             <m:r>
@@ -10024,8 +10405,8 @@
         <w:t xml:space="preserve">下误差越小</w:t>
       </w:r>
     </w:p>
-    <w:bookmarkEnd w:id="31"/>
-    <w:bookmarkStart w:id="32" w:name="δph-符号规则"/>
+    <w:bookmarkEnd w:id="34"/>
+    <w:bookmarkStart w:id="35" w:name="δph-符号规则"/>
     <w:p>
       <w:pPr>
         <w:pStyle w:val="Heading3"/>
@@ -10061,7 +10442,7 @@
           <w:p>
             <w:pPr>
               <w:pStyle w:val="Compact"/>
-              <w:jc w:val="left"/>
+              <w:jc w:val="center"/>
             </w:pPr>
             <w:r>
               <w:rPr>
@@ -10100,7 +10481,7 @@
           <w:p>
             <w:pPr>
               <w:pStyle w:val="Compact"/>
-              <w:jc w:val="left"/>
+              <w:jc w:val="center"/>
             </w:pPr>
             <w:r>
               <w:rPr>
@@ -10141,7 +10522,7 @@
           <w:p>
             <w:pPr>
               <w:pStyle w:val="Compact"/>
-              <w:jc w:val="left"/>
+              <w:jc w:val="center"/>
             </w:pPr>
             <w:r>
               <w:rPr>
@@ -10195,7 +10576,7 @@
           <w:p>
             <w:pPr>
               <w:pStyle w:val="Compact"/>
-              <w:jc w:val="left"/>
+              <w:jc w:val="center"/>
             </w:pPr>
             <w:r>
               <w:rPr>
@@ -10227,7 +10608,7 @@
           <w:p>
             <w:pPr>
               <w:pStyle w:val="Compact"/>
-              <w:jc w:val="left"/>
+              <w:jc w:val="center"/>
             </w:pPr>
             <w:r>
               <w:rPr>
@@ -10281,7 +10662,7 @@
           <w:p>
             <w:pPr>
               <w:pStyle w:val="Compact"/>
-              <w:jc w:val="left"/>
+              <w:jc w:val="center"/>
             </w:pPr>
             <w:r>
               <w:rPr>
@@ -10313,7 +10694,7 @@
           <w:p>
             <w:pPr>
               <w:pStyle w:val="Compact"/>
-              <w:jc w:val="left"/>
+              <w:jc w:val="center"/>
             </w:pPr>
             <w:r>
               <w:rPr>
@@ -10355,7 +10736,7 @@
           <w:p>
             <w:pPr>
               <w:pStyle w:val="Compact"/>
-              <w:jc w:val="left"/>
+              <w:jc w:val="center"/>
             </w:pPr>
             <w:r>
               <w:rPr>
@@ -10389,8 +10770,8 @@
         </w:pict>
       </w:r>
     </w:p>
-    <w:bookmarkEnd w:id="32"/>
-    <w:bookmarkStart w:id="33" w:name="例题-2指示剂选择与突跃估算"/>
+    <w:bookmarkEnd w:id="35"/>
+    <w:bookmarkStart w:id="36" w:name="例题-2指示剂选择与突跃估算"/>
     <w:p>
       <w:pPr>
         <w:pStyle w:val="Heading3"/>
@@ -10546,6 +10927,12 @@
       <m:oMathPara>
         <m:oMathParaPr>
           <m:jc m:val="center"/>
+          <m:ctrlPr>
+            <w:rPr>
+              <w:sz w:val="28"/>
+              <w:szCs w:val="28"/>
+            </w:rPr>
+          </m:ctrlPr>
         </m:oMathParaPr>
         <m:oMath>
           <m:sSub>
@@ -10689,6 +11076,12 @@
       <m:oMathPara>
         <m:oMathParaPr>
           <m:jc m:val="center"/>
+          <m:ctrlPr>
+            <w:rPr>
+              <w:sz w:val="28"/>
+              <w:szCs w:val="28"/>
+            </w:rPr>
+          </m:ctrlPr>
         </m:oMathParaPr>
         <m:oMath>
           <m:sSub>
@@ -10845,6 +11238,12 @@
       <m:oMathPara>
         <m:oMathParaPr>
           <m:jc m:val="center"/>
+          <m:ctrlPr>
+            <w:rPr>
+              <w:sz w:val="28"/>
+              <w:szCs w:val="28"/>
+            </w:rPr>
+          </m:ctrlPr>
         </m:oMathParaPr>
         <m:oMath>
           <m:r>
@@ -11019,6 +11418,12 @@
       <m:oMathPara>
         <m:oMathParaPr>
           <m:jc m:val="center"/>
+          <m:ctrlPr>
+            <w:rPr>
+              <w:sz w:val="28"/>
+              <w:szCs w:val="28"/>
+            </w:rPr>
+          </m:ctrlPr>
         </m:oMathParaPr>
         <m:oMath>
           <m:r>
@@ -11324,8 +11729,8 @@
         </w:pict>
       </w:r>
     </w:p>
-    <w:bookmarkEnd w:id="33"/>
-    <w:bookmarkStart w:id="34" w:name="例题-3林邦误差公式计算"/>
+    <w:bookmarkEnd w:id="36"/>
+    <w:bookmarkStart w:id="37" w:name="例题-3林邦误差公式计算"/>
     <w:p>
       <w:pPr>
         <w:pStyle w:val="Heading3"/>
@@ -11465,6 +11870,12 @@
       <m:oMathPara>
         <m:oMathParaPr>
           <m:jc m:val="center"/>
+          <m:ctrlPr>
+            <w:rPr>
+              <w:sz w:val="28"/>
+              <w:szCs w:val="28"/>
+            </w:rPr>
+          </m:ctrlPr>
         </m:oMathParaPr>
         <m:oMath>
           <m:r>
@@ -11633,6 +12044,12 @@
       <m:oMathPara>
         <m:oMathParaPr>
           <m:jc m:val="center"/>
+          <m:ctrlPr>
+            <w:rPr>
+              <w:sz w:val="28"/>
+              <w:szCs w:val="28"/>
+            </w:rPr>
+          </m:ctrlPr>
         </m:oMathParaPr>
         <m:oMath>
           <m:sSup>
@@ -11801,6 +12218,14 @@
         <w:t xml:space="preserve">倍，</w:t>
       </w:r>
       <m:oMath>
+        <m:oMathPr>
+          <m:ctrlPr>
+            <w:rPr>
+              <w:sz w:val="28"/>
+              <w:szCs w:val="28"/>
+            </w:rPr>
+          </m:ctrlPr>
+        </m:oMathPr>
         <m:sSub>
           <m:e>
             <m:r>
@@ -11841,6 +12266,12 @@
       <m:oMathPara>
         <m:oMathParaPr>
           <m:jc m:val="center"/>
+          <m:ctrlPr>
+            <w:rPr>
+              <w:sz w:val="28"/>
+              <w:szCs w:val="28"/>
+            </w:rPr>
+          </m:ctrlPr>
         </m:oMathParaPr>
         <m:oMath>
           <m:sSub>
@@ -11998,6 +12429,12 @@
       <m:oMathPara>
         <m:oMathParaPr>
           <m:jc m:val="center"/>
+          <m:ctrlPr>
+            <w:rPr>
+              <w:sz w:val="28"/>
+              <w:szCs w:val="28"/>
+            </w:rPr>
+          </m:ctrlPr>
         </m:oMathParaPr>
         <m:oMath>
           <m:rad>
@@ -12128,6 +12565,12 @@
       <m:oMathPara>
         <m:oMathParaPr>
           <m:jc m:val="center"/>
+          <m:ctrlPr>
+            <w:rPr>
+              <w:sz w:val="28"/>
+              <w:szCs w:val="28"/>
+            </w:rPr>
+          </m:ctrlPr>
         </m:oMathParaPr>
         <m:oMath>
           <m:sSub>
@@ -12253,12 +12696,6 @@
         <w:pStyle w:val="BlockText"/>
       </w:pPr>
       <w:r>
-        <w:t xml:space="preserve">💡</w:t>
-      </w:r>
-      <w:r>
-        <w:t xml:space="preserve"> </w:t>
-      </w:r>
-      <w:r>
         <w:rPr>
           <w:rFonts w:hint="eastAsia" w:eastAsia="SimSun" w:ascii="Times New Roman" w:hAnsi="Times New Roman"/>
           <w:b/>
@@ -12328,9 +12765,9 @@
         </w:pict>
       </w:r>
     </w:p>
-    <w:bookmarkEnd w:id="34"/>
-    <w:bookmarkEnd w:id="35"/>
-    <w:bookmarkStart w:id="40" w:name="五混合酸碱滴定双指示剂法"/>
+    <w:bookmarkEnd w:id="37"/>
+    <w:bookmarkEnd w:id="38"/>
+    <w:bookmarkStart w:id="43" w:name="五混合酸碱滴定双指示剂法"/>
     <w:p>
       <w:pPr>
         <w:pStyle w:val="Heading2"/>
@@ -12342,7 +12779,7 @@
         <w:t xml:space="preserve">五、混合酸碱滴定——双指示剂法</w:t>
       </w:r>
     </w:p>
-    <w:bookmarkStart w:id="36" w:name="原理与反应分步"/>
+    <w:bookmarkStart w:id="39" w:name="原理与反应分步"/>
     <w:p>
       <w:pPr>
         <w:pStyle w:val="Heading3"/>
@@ -12415,6 +12852,12 @@
       <m:oMathPara>
         <m:oMathParaPr>
           <m:jc m:val="center"/>
+          <m:ctrlPr>
+            <w:rPr>
+              <w:sz w:val="28"/>
+              <w:szCs w:val="28"/>
+            </w:rPr>
+          </m:ctrlPr>
         </m:oMathParaPr>
         <m:oMath>
           <m:sSubSup>
@@ -12537,6 +12980,12 @@
       <m:oMathPara>
         <m:oMathParaPr>
           <m:jc m:val="center"/>
+          <m:ctrlPr>
+            <w:rPr>
+              <w:sz w:val="28"/>
+              <w:szCs w:val="28"/>
+            </w:rPr>
+          </m:ctrlPr>
         </m:oMathParaPr>
         <m:oMath>
           <m:sSubSup>
@@ -12691,12 +13140,6 @@
         <w:pStyle w:val="BlockText"/>
       </w:pPr>
       <w:r>
-        <w:t xml:space="preserve">⚠️</w:t>
-      </w:r>
-      <w:r>
-        <w:t xml:space="preserve"> </w:t>
-      </w:r>
-      <w:r>
         <w:rPr>
           <w:rFonts w:hint="eastAsia" w:eastAsia="SimSun" w:ascii="Times New Roman" w:hAnsi="Times New Roman"/>
           <w:b/>
@@ -12790,8 +13233,8 @@
         <w:t xml:space="preserve">个。</w:t>
       </w:r>
     </w:p>
-    <w:bookmarkEnd w:id="36"/>
-    <w:bookmarkStart w:id="37" w:name="v₁v₂-判组成法"/>
+    <w:bookmarkEnd w:id="39"/>
+    <w:bookmarkStart w:id="40" w:name="v₁v₂-判组成法"/>
     <w:p>
       <w:pPr>
         <w:pStyle w:val="Heading3"/>
@@ -12911,7 +13354,7 @@
           <w:p>
             <w:pPr>
               <w:pStyle w:val="Compact"/>
-              <w:jc w:val="left"/>
+              <w:jc w:val="center"/>
             </w:pPr>
             <w:r>
               <w:rPr>
@@ -12927,7 +13370,7 @@
           <w:p>
             <w:pPr>
               <w:pStyle w:val="Compact"/>
-              <w:jc w:val="left"/>
+              <w:jc w:val="center"/>
             </w:pPr>
             <w:r>
               <w:rPr>
@@ -12960,7 +13403,7 @@
           <w:p>
             <w:pPr>
               <w:pStyle w:val="Compact"/>
-              <w:jc w:val="left"/>
+              <w:jc w:val="center"/>
             </w:pPr>
             <w:r>
               <w:rPr>
@@ -12981,7 +13424,7 @@
           <w:p>
             <w:pPr>
               <w:pStyle w:val="Compact"/>
-              <w:jc w:val="left"/>
+              <w:jc w:val="center"/>
             </w:pPr>
             <w:r>
               <w:rPr>
@@ -13013,7 +13456,7 @@
           <w:p>
             <w:pPr>
               <w:pStyle w:val="Compact"/>
-              <w:jc w:val="left"/>
+              <w:jc w:val="center"/>
             </w:pPr>
             <w:r>
               <w:rPr>
@@ -13034,7 +13477,7 @@
           <w:p>
             <w:pPr>
               <w:pStyle w:val="Compact"/>
-              <w:jc w:val="left"/>
+              <w:jc w:val="center"/>
             </w:pPr>
             <w:r>
               <w:rPr>
@@ -13066,7 +13509,7 @@
           <w:p>
             <w:pPr>
               <w:pStyle w:val="Compact"/>
-              <w:jc w:val="left"/>
+              <w:jc w:val="center"/>
             </w:pPr>
             <w:r>
               <w:rPr>
@@ -13105,7 +13548,7 @@
           <w:p>
             <w:pPr>
               <w:pStyle w:val="Compact"/>
-              <w:jc w:val="left"/>
+              <w:jc w:val="center"/>
             </w:pPr>
             <w:r>
               <w:rPr>
@@ -13137,7 +13580,7 @@
           <w:p>
             <w:pPr>
               <w:pStyle w:val="Compact"/>
-              <w:jc w:val="left"/>
+              <w:jc w:val="center"/>
             </w:pPr>
             <w:r>
               <w:rPr>
@@ -13152,7 +13595,7 @@
           <w:p>
             <w:pPr>
               <w:pStyle w:val="Compact"/>
-              <w:jc w:val="left"/>
+              <w:jc w:val="center"/>
             </w:pPr>
             <w:r>
               <w:rPr>
@@ -13208,7 +13651,7 @@
           <w:p>
             <w:pPr>
               <w:pStyle w:val="Compact"/>
-              <w:jc w:val="left"/>
+              <w:jc w:val="center"/>
             </w:pPr>
             <w:r>
               <w:rPr>
@@ -13223,7 +13666,7 @@
           <w:p>
             <w:pPr>
               <w:pStyle w:val="Compact"/>
-              <w:jc w:val="left"/>
+              <w:jc w:val="center"/>
             </w:pPr>
             <w:r>
               <w:rPr>
@@ -13318,6 +13761,12 @@
       <m:oMathPara>
         <m:oMathParaPr>
           <m:jc m:val="center"/>
+          <m:ctrlPr>
+            <w:rPr>
+              <w:sz w:val="28"/>
+              <w:szCs w:val="28"/>
+            </w:rPr>
+          </m:ctrlPr>
         </m:oMathParaPr>
         <m:oMath>
           <m:sSub>
@@ -13501,6 +13950,12 @@
       <m:oMathPara>
         <m:oMathParaPr>
           <m:jc m:val="center"/>
+          <m:ctrlPr>
+            <w:rPr>
+              <w:sz w:val="28"/>
+              <w:szCs w:val="28"/>
+            </w:rPr>
+          </m:ctrlPr>
         </m:oMathParaPr>
         <m:oMath>
           <m:sSub>
@@ -13679,8 +14134,8 @@
         </w:pict>
       </w:r>
     </w:p>
-    <w:bookmarkEnd w:id="37"/>
-    <w:bookmarkStart w:id="38" w:name="例题-4双指示剂法判组成"/>
+    <w:bookmarkEnd w:id="40"/>
+    <w:bookmarkStart w:id="41" w:name="例题-4双指示剂法判组成"/>
     <w:p>
       <w:pPr>
         <w:pStyle w:val="Heading3"/>
@@ -13924,6 +14379,12 @@
       <m:oMathPara>
         <m:oMathParaPr>
           <m:jc m:val="center"/>
+          <m:ctrlPr>
+            <w:rPr>
+              <w:sz w:val="28"/>
+              <w:szCs w:val="28"/>
+            </w:rPr>
+          </m:ctrlPr>
         </m:oMathParaPr>
         <m:oMath>
           <m:sSub>
@@ -14052,6 +14513,12 @@
       <m:oMathPara>
         <m:oMathParaPr>
           <m:jc m:val="center"/>
+          <m:ctrlPr>
+            <w:rPr>
+              <w:sz w:val="28"/>
+              <w:szCs w:val="28"/>
+            </w:rPr>
+          </m:ctrlPr>
         </m:oMathParaPr>
         <m:oMath>
           <m:r>
@@ -14213,6 +14680,12 @@
       <m:oMathPara>
         <m:oMathParaPr>
           <m:jc m:val="center"/>
+          <m:ctrlPr>
+            <w:rPr>
+              <w:sz w:val="28"/>
+              <w:szCs w:val="28"/>
+            </w:rPr>
+          </m:ctrlPr>
         </m:oMathParaPr>
         <m:oMath>
           <m:sSub>
@@ -14316,6 +14789,12 @@
       <m:oMathPara>
         <m:oMathParaPr>
           <m:jc m:val="center"/>
+          <m:ctrlPr>
+            <w:rPr>
+              <w:sz w:val="28"/>
+              <w:szCs w:val="28"/>
+            </w:rPr>
+          </m:ctrlPr>
         </m:oMathParaPr>
         <m:oMath>
           <m:r>
@@ -14604,8 +15083,8 @@
         </w:pict>
       </w:r>
     </w:p>
-    <w:bookmarkEnd w:id="38"/>
-    <w:bookmarkStart w:id="39" w:name="po₄³-分步滴定"/>
+    <w:bookmarkEnd w:id="41"/>
+    <w:bookmarkStart w:id="42" w:name="po₄³-分步滴定"/>
     <w:p>
       <w:pPr>
         <w:pStyle w:val="Heading3"/>
@@ -14785,7 +15264,7 @@
           <w:p>
             <w:pPr>
               <w:pStyle w:val="Compact"/>
-              <w:jc w:val="left"/>
+              <w:jc w:val="center"/>
             </w:pPr>
             <w:r>
               <w:rPr>
@@ -14826,7 +15305,7 @@
           <w:p>
             <w:pPr>
               <w:pStyle w:val="Compact"/>
-              <w:jc w:val="left"/>
+              <w:jc w:val="center"/>
             </w:pPr>
             <w:r>
               <w:rPr>
@@ -14864,7 +15343,7 @@
           <w:p>
             <w:pPr>
               <w:pStyle w:val="Compact"/>
-              <w:jc w:val="left"/>
+              <w:jc w:val="center"/>
             </w:pPr>
             <w:r>
               <w:rPr>
@@ -14896,7 +15375,7 @@
           <w:p>
             <w:pPr>
               <w:pStyle w:val="Compact"/>
-              <w:jc w:val="left"/>
+              <w:jc w:val="center"/>
             </w:pPr>
             <w:r>
               <w:rPr>
@@ -14940,7 +15419,7 @@
           <w:p>
             <w:pPr>
               <w:pStyle w:val="Compact"/>
-              <w:jc w:val="left"/>
+              <w:jc w:val="center"/>
             </w:pPr>
             <w:r>
               <w:rPr>
@@ -15004,9 +15483,9 @@
         </w:pict>
       </w:r>
     </w:p>
-    <w:bookmarkEnd w:id="39"/>
-    <w:bookmarkEnd w:id="40"/>
-    <w:bookmarkStart w:id="44" w:name="六非水滴定简介点到为止"/>
+    <w:bookmarkEnd w:id="42"/>
+    <w:bookmarkEnd w:id="43"/>
+    <w:bookmarkStart w:id="47" w:name="六非水滴定简介点到为止"/>
     <w:p>
       <w:pPr>
         <w:pStyle w:val="Heading2"/>
@@ -15018,7 +15497,7 @@
         <w:t xml:space="preserve">六、非水滴定简介（点到为止）</w:t>
       </w:r>
     </w:p>
-    <w:bookmarkStart w:id="41" w:name="为什么要非水滴定"/>
+    <w:bookmarkStart w:id="44" w:name="为什么要非水滴定"/>
     <w:p>
       <w:pPr>
         <w:pStyle w:val="Heading3"/>
@@ -15089,8 +15568,8 @@
         <w:t xml:space="preserve">溶解度太差</w:t>
       </w:r>
     </w:p>
-    <w:bookmarkEnd w:id="41"/>
-    <w:bookmarkStart w:id="42" w:name="非水溶剂的选择原则"/>
+    <w:bookmarkEnd w:id="44"/>
+    <w:bookmarkStart w:id="45" w:name="非水溶剂的选择原则"/>
     <w:p>
       <w:pPr>
         <w:pStyle w:val="Heading3"/>
@@ -15156,12 +15635,6 @@
         <w:pStyle w:val="BlockText"/>
       </w:pPr>
       <w:r>
-        <w:t xml:space="preserve">⚠️</w:t>
-      </w:r>
-      <w:r>
-        <w:t xml:space="preserve"> </w:t>
-      </w:r>
-      <w:r>
         <w:rPr>
           <w:rFonts w:hint="eastAsia" w:eastAsia="SimSun" w:ascii="Times New Roman" w:hAnsi="Times New Roman"/>
           <w:b/>
@@ -15185,8 +15658,8 @@
         <w:t xml:space="preserve">的冰醋酸溶液滴定弱碱（如氨基酸、生物碱）——冰醋酸是强酸性溶剂，能将弱碱的碱性”拉平”到可滴定的程度。</w:t>
       </w:r>
     </w:p>
-    <w:bookmarkEnd w:id="42"/>
-    <w:bookmarkStart w:id="43" w:name="非水滴定应用实例"/>
+    <w:bookmarkEnd w:id="45"/>
+    <w:bookmarkStart w:id="46" w:name="非水滴定应用实例"/>
     <w:p>
       <w:pPr>
         <w:pStyle w:val="Heading3"/>
@@ -15327,9 +15800,9 @@
         </w:pict>
       </w:r>
     </w:p>
-    <w:bookmarkEnd w:id="43"/>
-    <w:bookmarkEnd w:id="44"/>
-    <w:bookmarkStart w:id="50" w:name="七方法总结与速查卡"/>
+    <w:bookmarkEnd w:id="46"/>
+    <w:bookmarkEnd w:id="47"/>
+    <w:bookmarkStart w:id="53" w:name="七方法总结与速查卡"/>
     <w:p>
       <w:pPr>
         <w:pStyle w:val="Heading2"/>
@@ -15341,7 +15814,7 @@
         <w:t xml:space="preserve">七、方法总结与速查卡</w:t>
       </w:r>
     </w:p>
-    <w:bookmarkStart w:id="45" w:name="滴定误差判断口诀"/>
+    <w:bookmarkStart w:id="48" w:name="滴定误差判断口诀"/>
     <w:p>
       <w:pPr>
         <w:pStyle w:val="Heading3"/>
@@ -15388,8 +15861,8 @@
         <w:t xml:space="preserve">差值，二判反应完全度，三除即得误差值。</w:t>
       </w:r>
     </w:p>
-    <w:bookmarkEnd w:id="45"/>
-    <w:bookmarkStart w:id="46" w:name="双指示剂法记忆口诀"/>
+    <w:bookmarkEnd w:id="48"/>
+    <w:bookmarkStart w:id="49" w:name="双指示剂法记忆口诀"/>
     <w:p>
       <w:pPr>
         <w:pStyle w:val="Heading3"/>
@@ -15469,8 +15942,8 @@
         <w:t xml:space="preserve">碳含氢。</w:t>
       </w:r>
     </w:p>
-    <w:bookmarkEnd w:id="46"/>
-    <w:bookmarkStart w:id="47" w:name="指示剂选择逻辑链"/>
+    <w:bookmarkEnd w:id="49"/>
+    <w:bookmarkStart w:id="50" w:name="指示剂选择逻辑链"/>
     <w:p>
       <w:pPr>
         <w:pStyle w:val="Heading3"/>
@@ -15587,8 +16060,8 @@
         <w:t xml:space="preserve">换之（或考虑混合指示剂）</w:t>
       </w:r>
     </w:p>
-    <w:bookmarkEnd w:id="47"/>
-    <w:bookmarkStart w:id="48" w:name="滴定曲线类型速判表"/>
+    <w:bookmarkEnd w:id="50"/>
+    <w:bookmarkStart w:id="51" w:name="滴定曲线类型速判表"/>
     <w:p>
       <w:pPr>
         <w:pStyle w:val="Heading3"/>
@@ -15696,7 +16169,7 @@
           <w:p>
             <w:pPr>
               <w:pStyle w:val="Compact"/>
-              <w:jc w:val="left"/>
+              <w:jc w:val="center"/>
             </w:pPr>
             <w:r>
               <w:rPr>
@@ -15774,7 +16247,7 @@
           <w:p>
             <w:pPr>
               <w:pStyle w:val="Compact"/>
-              <w:jc w:val="left"/>
+              <w:jc w:val="center"/>
             </w:pPr>
             <w:r>
               <w:rPr>
@@ -15851,7 +16324,7 @@
           <w:p>
             <w:pPr>
               <w:pStyle w:val="Compact"/>
-              <w:jc w:val="left"/>
+              <w:jc w:val="center"/>
             </w:pPr>
             <w:r>
               <w:rPr>
@@ -15934,7 +16407,7 @@
           <w:p>
             <w:pPr>
               <w:pStyle w:val="Compact"/>
-              <w:jc w:val="left"/>
+              <w:jc w:val="center"/>
             </w:pPr>
             <w:r>
               <w:rPr>
@@ -16017,7 +16490,7 @@
           <w:p>
             <w:pPr>
               <w:pStyle w:val="Compact"/>
-              <w:jc w:val="left"/>
+              <w:jc w:val="center"/>
             </w:pPr>
             <w:r>
               <w:rPr>
@@ -16029,8 +16502,8 @@
         </w:tc>
       </w:tr>
     </w:tbl>
-    <w:bookmarkEnd w:id="48"/>
-    <w:bookmarkStart w:id="49" w:name="终点误差速查"/>
+    <w:bookmarkEnd w:id="51"/>
+    <w:bookmarkStart w:id="52" w:name="终点误差速查"/>
     <w:p>
       <w:pPr>
         <w:pStyle w:val="Heading3"/>
@@ -16066,7 +16539,7 @@
           <w:p>
             <w:pPr>
               <w:pStyle w:val="Compact"/>
-              <w:jc w:val="left"/>
+              <w:jc w:val="center"/>
             </w:pPr>
             <w:r>
               <w:rPr>
@@ -16082,7 +16555,7 @@
           <w:p>
             <w:pPr>
               <w:pStyle w:val="Compact"/>
-              <w:jc w:val="left"/>
+              <w:jc w:val="center"/>
             </w:pPr>
             <w:r>
               <w:rPr>
@@ -16098,7 +16571,7 @@
           <w:p>
             <w:pPr>
               <w:pStyle w:val="Compact"/>
-              <w:jc w:val="left"/>
+              <w:jc w:val="center"/>
             </w:pPr>
             <w:r>
               <w:rPr>
@@ -16116,7 +16589,7 @@
           <w:p>
             <w:pPr>
               <w:pStyle w:val="Compact"/>
-              <w:jc w:val="left"/>
+              <w:jc w:val="center"/>
             </w:pPr>
             <w:r>
               <w:rPr>
@@ -16143,7 +16616,7 @@
           <w:p>
             <w:pPr>
               <w:pStyle w:val="Compact"/>
-              <w:jc w:val="left"/>
+              <w:jc w:val="center"/>
             </w:pPr>
             <w:r>
               <w:rPr>
@@ -16158,7 +16631,7 @@
           <w:p>
             <w:pPr>
               <w:pStyle w:val="Compact"/>
-              <w:jc w:val="left"/>
+              <w:jc w:val="center"/>
             </w:pPr>
             <w:r>
               <w:rPr>
@@ -16175,7 +16648,7 @@
           <w:p>
             <w:pPr>
               <w:pStyle w:val="Compact"/>
-              <w:jc w:val="left"/>
+              <w:jc w:val="center"/>
             </w:pPr>
             <w:r>
               <w:rPr>
@@ -16190,7 +16663,7 @@
           <w:p>
             <w:pPr>
               <w:pStyle w:val="Compact"/>
-              <w:jc w:val="left"/>
+              <w:jc w:val="center"/>
             </w:pPr>
             <w:r>
               <w:rPr>
@@ -16217,7 +16690,7 @@
           <w:p>
             <w:pPr>
               <w:pStyle w:val="Compact"/>
-              <w:jc w:val="left"/>
+              <w:jc w:val="center"/>
             </w:pPr>
             <w:r>
               <w:rPr>
@@ -16234,7 +16707,7 @@
           <w:p>
             <w:pPr>
               <w:pStyle w:val="Compact"/>
-              <w:jc w:val="left"/>
+              <w:jc w:val="center"/>
             </w:pPr>
             <w:r>
               <w:rPr>
@@ -16249,7 +16722,7 @@
           <w:p>
             <w:pPr>
               <w:pStyle w:val="Compact"/>
-              <w:jc w:val="left"/>
+              <w:jc w:val="center"/>
             </w:pPr>
             <w:r>
               <w:rPr>
@@ -16276,7 +16749,7 @@
           <w:p>
             <w:pPr>
               <w:pStyle w:val="Compact"/>
-              <w:jc w:val="left"/>
+              <w:jc w:val="center"/>
             </w:pPr>
             <w:r>
               <w:rPr>
@@ -16305,7 +16778,7 @@
           <w:p>
             <w:pPr>
               <w:pStyle w:val="Compact"/>
-              <w:jc w:val="left"/>
+              <w:jc w:val="center"/>
             </w:pPr>
             <w:r>
               <w:rPr>
@@ -16332,7 +16805,7 @@
           <w:p>
             <w:pPr>
               <w:pStyle w:val="Compact"/>
-              <w:jc w:val="left"/>
+              <w:jc w:val="center"/>
             </w:pPr>
             <w:r>
               <w:rPr>
@@ -16359,7 +16832,7 @@
           <w:p>
             <w:pPr>
               <w:pStyle w:val="Compact"/>
-              <w:jc w:val="left"/>
+              <w:jc w:val="center"/>
             </w:pPr>
             <w:r>
               <w:rPr>
@@ -16378,9 +16851,9 @@
         </w:pict>
       </w:r>
     </w:p>
-    <w:bookmarkEnd w:id="49"/>
-    <w:bookmarkEnd w:id="50"/>
-    <w:bookmarkStart w:id="53" w:name="八综合例题"/>
+    <w:bookmarkEnd w:id="52"/>
+    <w:bookmarkEnd w:id="53"/>
+    <w:bookmarkStart w:id="56" w:name="八综合例题"/>
     <w:p>
       <w:pPr>
         <w:pStyle w:val="Heading2"/>
@@ -16392,7 +16865,7 @@
         <w:t xml:space="preserve">八、综合例题</w:t>
       </w:r>
     </w:p>
-    <w:bookmarkStart w:id="51" w:name="例题-5混合碱-终点误差综合"/>
+    <w:bookmarkStart w:id="54" w:name="例题-5混合碱-终点误差综合"/>
     <w:p>
       <w:pPr>
         <w:pStyle w:val="Heading3"/>
@@ -16928,6 +17401,12 @@
       <m:oMathPara>
         <m:oMathParaPr>
           <m:jc m:val="center"/>
+          <m:ctrlPr>
+            <w:rPr>
+              <w:sz w:val="28"/>
+              <w:szCs w:val="28"/>
+            </w:rPr>
+          </m:ctrlPr>
         </m:oMathParaPr>
         <m:oMath>
           <m:r>
@@ -17008,6 +17487,12 @@
       <m:oMathPara>
         <m:oMathParaPr>
           <m:jc m:val="center"/>
+          <m:ctrlPr>
+            <w:rPr>
+              <w:sz w:val="28"/>
+              <w:szCs w:val="28"/>
+            </w:rPr>
+          </m:ctrlPr>
         </m:oMathParaPr>
         <m:oMath>
           <m:r>
@@ -17306,8 +17791,8 @@
         </w:pict>
       </w:r>
     </w:p>
-    <w:bookmarkEnd w:id="51"/>
-    <w:bookmarkStart w:id="52" w:name="例题-6多元酸分步滴定综合"/>
+    <w:bookmarkEnd w:id="54"/>
+    <w:bookmarkStart w:id="55" w:name="例题-6多元酸分步滴定综合"/>
     <w:p>
       <w:pPr>
         <w:pStyle w:val="Heading3"/>
@@ -17611,6 +18096,12 @@
       <m:oMathPara>
         <m:oMathParaPr>
           <m:jc m:val="center"/>
+          <m:ctrlPr>
+            <w:rPr>
+              <w:sz w:val="28"/>
+              <w:szCs w:val="28"/>
+            </w:rPr>
+          </m:ctrlPr>
         </m:oMathParaPr>
         <m:oMath>
           <m:r>
@@ -17783,6 +18274,14 @@
         <w:t xml:space="preserve"> </w:t>
       </w:r>
       <m:oMath>
+        <m:oMathPr>
+          <m:ctrlPr>
+            <w:rPr>
+              <w:sz w:val="28"/>
+              <w:szCs w:val="28"/>
+            </w:rPr>
+          </m:ctrlPr>
+        </m:oMathPr>
         <m:sSub>
           <m:e>
             <m:r>
@@ -17849,6 +18348,14 @@
         <w:t xml:space="preserve">，</w:t>
       </w:r>
       <m:oMath>
+        <m:oMathPr>
+          <m:ctrlPr>
+            <w:rPr>
+              <w:sz w:val="28"/>
+              <w:szCs w:val="28"/>
+            </w:rPr>
+          </m:ctrlPr>
+        </m:oMathPr>
         <m:r>
           <m:t>c</m:t>
         </m:r>
@@ -18055,9 +18562,9 @@
         </w:pict>
       </w:r>
     </w:p>
-    <w:bookmarkEnd w:id="52"/>
-    <w:bookmarkEnd w:id="53"/>
-    <w:bookmarkStart w:id="57" w:name="九练习题"/>
+    <w:bookmarkEnd w:id="55"/>
+    <w:bookmarkEnd w:id="56"/>
+    <w:bookmarkStart w:id="60" w:name="九练习题"/>
     <w:p>
       <w:pPr>
         <w:pStyle w:val="Heading2"/>
@@ -18069,7 +18576,7 @@
         <w:t xml:space="preserve">九、练习题</w:t>
       </w:r>
     </w:p>
-    <w:bookmarkStart w:id="54" w:name="基础巩固"/>
+    <w:bookmarkStart w:id="57" w:name="基础巩固"/>
     <w:p>
       <w:pPr>
         <w:pStyle w:val="Heading3"/>
@@ -18165,8 +18672,8 @@
         <w:t xml:space="preserve">区间），并与实际变色范围（3.1~4.4）比较，分析差异原因。</w:t>
       </w:r>
     </w:p>
-    <w:bookmarkEnd w:id="54"/>
-    <w:bookmarkStart w:id="55" w:name="提高训练"/>
+    <w:bookmarkEnd w:id="57"/>
+    <w:bookmarkStart w:id="58" w:name="提高训练"/>
     <w:p>
       <w:pPr>
         <w:pStyle w:val="Heading3"/>
@@ -18400,8 +18907,8 @@
         <w:t xml:space="preserve">mL。判断样品组成并计算各组分质量分数。</w:t>
       </w:r>
     </w:p>
-    <w:bookmarkEnd w:id="55"/>
-    <w:bookmarkStart w:id="56" w:name="挑战"/>
+    <w:bookmarkEnd w:id="58"/>
+    <w:bookmarkStart w:id="59" w:name="挑战"/>
     <w:p>
       <w:pPr>
         <w:pStyle w:val="Heading3"/>
@@ -18570,9 +19077,9 @@
         </w:pict>
       </w:r>
     </w:p>
-    <w:bookmarkEnd w:id="56"/>
-    <w:bookmarkEnd w:id="57"/>
-    <w:bookmarkStart w:id="58" w:name="十参考答案与提示"/>
+    <w:bookmarkEnd w:id="59"/>
+    <w:bookmarkEnd w:id="60"/>
+    <w:bookmarkStart w:id="61" w:name="十参考答案与提示"/>
     <w:p>
       <w:pPr>
         <w:pStyle w:val="Heading2"/>
@@ -18728,6 +19235,14 @@
         <w:t xml:space="preserve"> </w:t>
       </w:r>
       <m:oMath>
+        <m:oMathPr>
+          <m:ctrlPr>
+            <w:rPr>
+              <w:sz w:val="28"/>
+              <w:szCs w:val="28"/>
+            </w:rPr>
+          </m:ctrlPr>
+        </m:oMathPr>
         <m:sSub>
           <m:e>
             <m:r>
@@ -18850,6 +19365,14 @@
         <w:t xml:space="preserve">，</w:t>
       </w:r>
       <m:oMath>
+        <m:oMathPr>
+          <m:ctrlPr>
+            <w:rPr>
+              <w:sz w:val="28"/>
+              <w:szCs w:val="28"/>
+            </w:rPr>
+          </m:ctrlPr>
+        </m:oMathPr>
         <m:sSub>
           <m:e>
             <m:r>
@@ -19556,8 +20079,8 @@
         </w:pict>
       </w:r>
     </w:p>
-    <w:bookmarkEnd w:id="58"/>
-    <w:bookmarkStart w:id="61" w:name="十一速查卡"/>
+    <w:bookmarkEnd w:id="61"/>
+    <w:bookmarkStart w:id="64" w:name="十一速查卡"/>
     <w:p>
       <w:pPr>
         <w:pStyle w:val="Heading2"/>
@@ -19569,7 +20092,7 @@
         <w:t xml:space="preserve">十一、速查卡</w:t>
       </w:r>
     </w:p>
-    <w:bookmarkStart w:id="59" w:name="公式速查"/>
+    <w:bookmarkStart w:id="62" w:name="公式速查"/>
     <w:p>
       <w:pPr>
         <w:pStyle w:val="Heading3"/>
@@ -19600,7 +20123,7 @@
           <w:p>
             <w:pPr>
               <w:pStyle w:val="Compact"/>
-              <w:jc w:val="left"/>
+              <w:jc w:val="center"/>
             </w:pPr>
             <w:r>
               <w:rPr>
@@ -19616,7 +20139,7 @@
           <w:p>
             <w:pPr>
               <w:pStyle w:val="Compact"/>
-              <w:jc w:val="left"/>
+              <w:jc w:val="center"/>
             </w:pPr>
             <w:r>
               <w:rPr>
@@ -19634,7 +20157,7 @@
           <w:p>
             <w:pPr>
               <w:pStyle w:val="Compact"/>
-              <w:jc w:val="left"/>
+              <w:jc w:val="center"/>
             </w:pPr>
             <w:r>
               <w:rPr>
@@ -19649,7 +20172,7 @@
           <w:p>
             <w:pPr>
               <w:pStyle w:val="Compact"/>
-              <w:jc w:val="left"/>
+              <w:jc w:val="center"/>
             </w:pPr>
             <w:r>
               <w:rPr>
@@ -19690,7 +20213,7 @@
           <w:p>
             <w:pPr>
               <w:pStyle w:val="Compact"/>
-              <w:jc w:val="left"/>
+              <w:jc w:val="center"/>
             </w:pPr>
             <w:r>
               <w:rPr>
@@ -19705,7 +20228,7 @@
           <w:p>
             <w:pPr>
               <w:pStyle w:val="Compact"/>
-              <w:jc w:val="left"/>
+              <w:jc w:val="center"/>
             </w:pPr>
             <w:r>
               <w:rPr>
@@ -19746,7 +20269,7 @@
           <w:p>
             <w:pPr>
               <w:pStyle w:val="Compact"/>
-              <w:jc w:val="left"/>
+              <w:jc w:val="center"/>
             </w:pPr>
             <w:r>
               <w:rPr>
@@ -19761,7 +20284,7 @@
           <w:p>
             <w:pPr>
               <w:pStyle w:val="Compact"/>
-              <w:jc w:val="left"/>
+              <w:jc w:val="center"/>
             </w:pPr>
             <w:r>
               <w:rPr>
@@ -19784,7 +20307,7 @@
           <w:p>
             <w:pPr>
               <w:pStyle w:val="Compact"/>
-              <w:jc w:val="left"/>
+              <w:jc w:val="center"/>
             </w:pPr>
             <w:r>
               <w:rPr>
@@ -19799,7 +20322,7 @@
           <w:p>
             <w:pPr>
               <w:pStyle w:val="Compact"/>
-              <w:jc w:val="left"/>
+              <w:jc w:val="center"/>
             </w:pPr>
             <w:r>
               <w:rPr>
@@ -19816,7 +20339,7 @@
           <w:p>
             <w:pPr>
               <w:pStyle w:val="Compact"/>
-              <w:jc w:val="left"/>
+              <w:jc w:val="center"/>
             </w:pPr>
             <w:r>
               <w:rPr>
@@ -19831,7 +20354,7 @@
           <w:p>
             <w:pPr>
               <w:pStyle w:val="Compact"/>
-              <w:jc w:val="left"/>
+              <w:jc w:val="center"/>
             </w:pPr>
             <w:r>
               <w:rPr>
@@ -19848,7 +20371,7 @@
           <w:p>
             <w:pPr>
               <w:pStyle w:val="Compact"/>
-              <w:jc w:val="left"/>
+              <w:jc w:val="center"/>
             </w:pPr>
             <w:r>
               <w:rPr>
@@ -19863,7 +20386,7 @@
           <w:p>
             <w:pPr>
               <w:pStyle w:val="Compact"/>
-              <w:jc w:val="left"/>
+              <w:jc w:val="center"/>
             </w:pPr>
             <w:r>
               <w:rPr>
@@ -19875,8 +20398,8 @@
         </w:tc>
       </w:tr>
     </w:tbl>
-    <w:bookmarkEnd w:id="59"/>
-    <w:bookmarkStart w:id="60" w:name="易错点速记"/>
+    <w:bookmarkEnd w:id="62"/>
+    <w:bookmarkStart w:id="63" w:name="易错点速记"/>
     <w:p>
       <w:pPr>
         <w:pStyle w:val="Heading3"/>
@@ -19908,7 +20431,7 @@
           <w:p>
             <w:pPr>
               <w:pStyle w:val="Compact"/>
-              <w:jc w:val="left"/>
+              <w:jc w:val="center"/>
             </w:pPr>
             <w:r>
               <w:rPr>
@@ -19924,7 +20447,7 @@
           <w:p>
             <w:pPr>
               <w:pStyle w:val="Compact"/>
-              <w:jc w:val="left"/>
+              <w:jc w:val="center"/>
             </w:pPr>
             <w:r>
               <w:rPr>
@@ -19940,7 +20463,7 @@
           <w:p>
             <w:pPr>
               <w:pStyle w:val="Compact"/>
-              <w:jc w:val="left"/>
+              <w:jc w:val="center"/>
             </w:pPr>
             <w:r>
               <w:rPr>
@@ -19958,7 +20481,7 @@
           <w:p>
             <w:pPr>
               <w:pStyle w:val="Compact"/>
-              <w:jc w:val="left"/>
+              <w:jc w:val="center"/>
             </w:pPr>
             <w:r>
               <w:rPr>
@@ -19973,7 +20496,7 @@
           <w:p>
             <w:pPr>
               <w:pStyle w:val="Compact"/>
-              <w:jc w:val="left"/>
+              <w:jc w:val="center"/>
             </w:pPr>
             <w:r>
               <w:rPr>
@@ -20000,7 +20523,7 @@
           <w:p>
             <w:pPr>
               <w:pStyle w:val="Compact"/>
-              <w:jc w:val="left"/>
+              <w:jc w:val="center"/>
             </w:pPr>
             <w:r>
               <w:rPr>
@@ -20023,7 +20546,7 @@
           <w:p>
             <w:pPr>
               <w:pStyle w:val="Compact"/>
-              <w:jc w:val="left"/>
+              <w:jc w:val="center"/>
             </w:pPr>
             <w:r>
               <w:rPr>
@@ -20038,7 +20561,7 @@
           <w:p>
             <w:pPr>
               <w:pStyle w:val="Compact"/>
-              <w:jc w:val="left"/>
+              <w:jc w:val="center"/>
             </w:pPr>
             <w:r>
               <w:rPr>
@@ -20053,7 +20576,7 @@
           <w:p>
             <w:pPr>
               <w:pStyle w:val="Compact"/>
-              <w:jc w:val="left"/>
+              <w:jc w:val="center"/>
             </w:pPr>
             <w:r>
               <w:rPr>
@@ -20070,7 +20593,7 @@
           <w:p>
             <w:pPr>
               <w:pStyle w:val="Compact"/>
-              <w:jc w:val="left"/>
+              <w:jc w:val="center"/>
             </w:pPr>
             <w:r>
               <w:rPr>
@@ -20085,7 +20608,7 @@
           <w:p>
             <w:pPr>
               <w:pStyle w:val="Compact"/>
-              <w:jc w:val="left"/>
+              <w:jc w:val="center"/>
             </w:pPr>
             <w:r>
               <w:rPr>
@@ -20112,7 +20635,7 @@
           <w:p>
             <w:pPr>
               <w:pStyle w:val="Compact"/>
-              <w:jc w:val="left"/>
+              <w:jc w:val="center"/>
             </w:pPr>
             <w:r>
               <w:rPr>
@@ -20141,7 +20664,7 @@
           <w:p>
             <w:pPr>
               <w:pStyle w:val="Compact"/>
-              <w:jc w:val="left"/>
+              <w:jc w:val="center"/>
             </w:pPr>
             <w:r>
               <w:rPr>
@@ -20156,7 +20679,7 @@
           <w:p>
             <w:pPr>
               <w:pStyle w:val="Compact"/>
-              <w:jc w:val="left"/>
+              <w:jc w:val="center"/>
             </w:pPr>
             <w:r>
               <w:rPr>
@@ -20171,7 +20694,7 @@
           <w:p>
             <w:pPr>
               <w:pStyle w:val="Compact"/>
-              <w:jc w:val="left"/>
+              <w:jc w:val="center"/>
             </w:pPr>
             <w:r>
               <w:rPr>
@@ -20200,7 +20723,7 @@
           <w:p>
             <w:pPr>
               <w:pStyle w:val="Compact"/>
-              <w:jc w:val="left"/>
+              <w:jc w:val="center"/>
             </w:pPr>
             <w:r>
               <w:rPr>
@@ -20221,7 +20744,7 @@
           <w:p>
             <w:pPr>
               <w:pStyle w:val="Compact"/>
-              <w:jc w:val="left"/>
+              <w:jc w:val="center"/>
             </w:pPr>
             <w:r>
               <w:rPr>
@@ -20236,7 +20759,7 @@
           <w:p>
             <w:pPr>
               <w:pStyle w:val="Compact"/>
-              <w:jc w:val="left"/>
+              <w:jc w:val="center"/>
             </w:pPr>
             <w:r>
               <w:rPr>
@@ -20253,7 +20776,7 @@
           <w:p>
             <w:pPr>
               <w:pStyle w:val="Compact"/>
-              <w:jc w:val="left"/>
+              <w:jc w:val="center"/>
             </w:pPr>
             <w:r>
               <w:rPr>
@@ -20268,7 +20791,7 @@
           <w:p>
             <w:pPr>
               <w:pStyle w:val="Compact"/>
-              <w:jc w:val="left"/>
+              <w:jc w:val="center"/>
             </w:pPr>
             <w:r>
               <w:rPr>
@@ -20283,7 +20806,7 @@
           <w:p>
             <w:pPr>
               <w:pStyle w:val="Compact"/>
-              <w:jc w:val="left"/>
+              <w:jc w:val="center"/>
             </w:pPr>
             <w:r>
               <w:rPr>
@@ -20302,9 +20825,9 @@
         </w:pict>
       </w:r>
     </w:p>
-    <w:bookmarkEnd w:id="60"/>
-    <w:bookmarkEnd w:id="61"/>
-    <w:bookmarkStart w:id="62" w:name="十二本讲总结"/>
+    <w:bookmarkEnd w:id="63"/>
+    <w:bookmarkEnd w:id="64"/>
+    <w:bookmarkStart w:id="65" w:name="十二本讲总结"/>
     <w:p>
       <w:pPr>
         <w:pStyle w:val="Heading2"/>
@@ -20700,8 +21223,8 @@
         </w:pict>
       </w:r>
     </w:p>
-    <w:bookmarkEnd w:id="62"/>
-    <w:bookmarkEnd w:id="63"/>
+    <w:bookmarkEnd w:id="65"/>
+    <w:bookmarkEnd w:id="66"/>
     <w:sectPr>
       <w:footerReference w:type="default" r:id="rId9"/>
       <w:footnotePr>

--- a/06-学生侧材料/讲义/2026-06-23-容量分析基础与酸碱滴定.docx
+++ b/06-学生侧材料/讲义/2026-06-23-容量分析基础与酸碱滴定.docx
@@ -1601,8 +1601,14 @@
     </w:tbl>
     <w:p>
       <w:pPr>
-        <w:pStyle w:val="BlockText"/>
-      </w:pPr>
+        <w:pStyle w:val="BodyText"/>
+      </w:pPr>
+      <w:r>
+        <w:t xml:space="preserve">⚠️</w:t>
+      </w:r>
+      <w:r>
+        <w:t xml:space="preserve"> </w:t>
+      </w:r>
       <w:r>
         <w:rPr>
           <w:rFonts w:hint="eastAsia" w:eastAsia="SimSun" w:ascii="Times New Roman" w:hAnsi="Times New Roman"/>
@@ -1826,8 +1832,14 @@
     </w:p>
     <w:p>
       <w:pPr>
-        <w:pStyle w:val="BlockText"/>
-      </w:pPr>
+        <w:pStyle w:val="FirstParagraph"/>
+      </w:pPr>
+      <w:r>
+        <w:t xml:space="preserve">⚠️</w:t>
+      </w:r>
+      <w:r>
+        <w:t xml:space="preserve"> </w:t>
+      </w:r>
       <w:r>
         <w:rPr>
           <w:rFonts w:hint="eastAsia" w:eastAsia="SimSun" w:ascii="Times New Roman" w:hAnsi="Times New Roman"/>
@@ -1906,7 +1918,7 @@
     </w:p>
     <w:p>
       <w:pPr>
-        <w:pStyle w:val="FirstParagraph"/>
+        <w:pStyle w:val="BodyText"/>
       </w:pPr>
       <w:r>
         <w:rPr>
@@ -4403,8 +4415,14 @@
     </w:p>
     <w:p>
       <w:pPr>
-        <w:pStyle w:val="BlockText"/>
-      </w:pPr>
+        <w:pStyle w:val="FirstParagraph"/>
+      </w:pPr>
+      <w:r>
+        <w:t xml:space="preserve">⚠️</w:t>
+      </w:r>
+      <w:r>
+        <w:t xml:space="preserve"> </w:t>
+      </w:r>
       <w:r>
         <w:rPr>
           <w:rFonts w:hint="eastAsia" w:eastAsia="SimSun" w:ascii="Times New Roman" w:hAnsi="Times New Roman"/>
@@ -5082,8 +5100,15 @@
     </w:p>
     <w:p>
       <w:pPr>
-        <w:pStyle w:val="BlockText"/>
-      </w:pPr>
+        <w:pStyle w:val="BodyText"/>
+      </w:pPr>
+      <w:r>
+        <w:rPr>
+          <w:b/>
+          <w:bCs/>
+        </w:rPr>
+        <w:t xml:space="preserve">💡 </w:t>
+      </w:r>
       <w:r>
         <w:rPr>
           <w:rFonts w:hint="eastAsia" w:eastAsia="SimSun" w:ascii="Times New Roman" w:hAnsi="Times New Roman"/>
@@ -6174,20 +6199,21 @@
     </w:p>
     <w:p>
       <w:pPr>
-        <w:pStyle w:val="BlockText"/>
-      </w:pPr>
-      <w:r>
-        <w:t xml:space="preserve">🧠</w:t>
-      </w:r>
-      <w:r>
-        <w:t xml:space="preserve"> </w:t>
-      </w:r>
-      <w:r>
-        <w:rPr>
-          <w:rFonts w:hint="eastAsia" w:eastAsia="SimSun" w:ascii="Times New Roman" w:hAnsi="Times New Roman"/>
+        <w:pStyle w:val="BodyText"/>
+      </w:pPr>
+      <w:r>
+        <w:rPr>
           <w:b/>
           <w:bCs/>
         </w:rPr>
+        <w:t xml:space="preserve">🧠 </w:t>
+      </w:r>
+      <w:r>
+        <w:rPr>
+          <w:rFonts w:hint="eastAsia" w:eastAsia="SimSun" w:ascii="Times New Roman" w:hAnsi="Times New Roman"/>
+          <w:b/>
+          <w:bCs/>
+        </w:rPr>
         <w:t xml:space="preserve">数值冲击</w:t>
       </w:r>
       <w:r>
@@ -6271,7 +6297,7 @@
     </w:p>
     <w:p>
       <w:pPr>
-        <w:pStyle w:val="FirstParagraph"/>
+        <w:pStyle w:val="BodyText"/>
       </w:pPr>
       <w:r>
         <w:rPr>
@@ -9470,8 +9496,14 @@
     </w:p>
     <w:p>
       <w:pPr>
-        <w:pStyle w:val="BlockText"/>
-      </w:pPr>
+        <w:pStyle w:val="BodyText"/>
+      </w:pPr>
+      <w:r>
+        <w:t xml:space="preserve">⚠️</w:t>
+      </w:r>
+      <w:r>
+        <w:t xml:space="preserve"> </w:t>
+      </w:r>
       <w:r>
         <w:rPr>
           <w:rFonts w:hint="eastAsia" w:eastAsia="SimSun" w:ascii="Times New Roman" w:hAnsi="Times New Roman"/>
@@ -12693,8 +12725,15 @@
     </w:p>
     <w:p>
       <w:pPr>
-        <w:pStyle w:val="BlockText"/>
-      </w:pPr>
+        <w:pStyle w:val="BodyText"/>
+      </w:pPr>
+      <w:r>
+        <w:rPr>
+          <w:b/>
+          <w:bCs/>
+        </w:rPr>
+        <w:t xml:space="preserve">💡 </w:t>
+      </w:r>
       <w:r>
         <w:rPr>
           <w:rFonts w:hint="eastAsia" w:eastAsia="SimSun" w:ascii="Times New Roman" w:hAnsi="Times New Roman"/>
@@ -13137,8 +13176,14 @@
     </w:p>
     <w:p>
       <w:pPr>
-        <w:pStyle w:val="BlockText"/>
-      </w:pPr>
+        <w:pStyle w:val="FirstParagraph"/>
+      </w:pPr>
+      <w:r>
+        <w:t xml:space="preserve">⚠️</w:t>
+      </w:r>
+      <w:r>
+        <w:t xml:space="preserve"> </w:t>
+      </w:r>
       <w:r>
         <w:rPr>
           <w:rFonts w:hint="eastAsia" w:eastAsia="SimSun" w:ascii="Times New Roman" w:hAnsi="Times New Roman"/>
@@ -15632,8 +15677,14 @@
     </w:p>
     <w:p>
       <w:pPr>
-        <w:pStyle w:val="BlockText"/>
-      </w:pPr>
+        <w:pStyle w:val="FirstParagraph"/>
+      </w:pPr>
+      <w:r>
+        <w:t xml:space="preserve">⚠️</w:t>
+      </w:r>
+      <w:r>
+        <w:t xml:space="preserve"> </w:t>
+      </w:r>
       <w:r>
         <w:rPr>
           <w:rFonts w:hint="eastAsia" w:eastAsia="SimSun" w:ascii="Times New Roman" w:hAnsi="Times New Roman"/>
@@ -15770,13 +15821,14 @@
     </w:p>
     <w:p>
       <w:pPr>
-        <w:pStyle w:val="BlockText"/>
-      </w:pPr>
-      <w:r>
-        <w:t xml:space="preserve">🧠</w:t>
-      </w:r>
-      <w:r>
-        <w:t xml:space="preserve"> </w:t>
+        <w:pStyle w:val="FirstParagraph"/>
+      </w:pPr>
+      <w:r>
+        <w:rPr>
+          <w:b/>
+          <w:bCs/>
+        </w:rPr>
+        <w:t xml:space="preserve">🧠 </w:t>
       </w:r>
       <w:r>
         <w:rPr>
